--- a/docs/matf78/26_27/78_invariants/matf78-2026_27-78_invariants-problems.docx
+++ b/docs/matf78/26_27/78_invariants/matf78-2026_27-78_invariants-problems.docx
@@ -2,157 +2,24 @@
 <file path=word/document.xml><?xml version="1.0" encoding="utf-8"?>
 <w:document xmlns:w="http://schemas.openxmlformats.org/wordprocessingml/2006/main" xmlns:m="http://schemas.openxmlformats.org/officeDocument/2006/math" xmlns:r="http://schemas.openxmlformats.org/officeDocument/2006/relationships" xmlns:o="urn:schemas-microsoft-com:office:office" xmlns:v="urn:schemas-microsoft-com:vml" xmlns:w10="urn:schemas-microsoft-com:office:word" xmlns:a="http://schemas.openxmlformats.org/drawingml/2006/main" xmlns:pic="http://schemas.openxmlformats.org/drawingml/2006/picture" xmlns:wp="http://schemas.openxmlformats.org/drawingml/2006/wordprocessingDrawing">
   <w:body>
-    <w:bookmarkStart w:id="18" w:name="X0661a205a77bf37b92730e71fc103a151659f6b"/>
+    <w:bookmarkStart w:id="16" w:name="X01cb1f7318c573a1ace02390c8639009e2ccf6a"/>
     <w:p>
       <w:pPr>
         <w:pStyle w:val="Heading1"/>
       </w:pPr>
       <w:r>
-        <w:t xml:space="preserve">2.temats: Invarianti: Kas saglabājas, veicot atļautos gājienus</w:t>
-      </w:r>
-    </w:p>
-    <w:bookmarkStart w:id="9" w:name="Xabb79ef130cec1b564bccf415304bdec1a89e30"/>
+        <w:t xml:space="preserve">7.2.temats: Invarianti. Kas saglabājas, veicot atļautos gājienus</w:t>
+      </w:r>
+    </w:p>
+    <w:bookmarkStart w:id="9" w:name="X63d6f5fbb5bd9a688b37cac311c706c7a567c8f"/>
     <w:p>
       <w:pPr>
         <w:pStyle w:val="Heading2"/>
       </w:pPr>
       <w:r>
-        <w:t xml:space="preserve">1.daļa. Nemainīga izteiksme, summa un atlikums</w:t>
-      </w:r>
-    </w:p>
-    <w:tbl>
-      <w:tblPr>
-        <w:tblStyle w:val="Table"/>
-        <w:tblW w:type="pct" w:w="5000"/>
-        <w:tblLayout w:type="fixed"/>
-        <w:tblLook w:firstRow="1" w:lastRow="0" w:firstColumn="0" w:lastColumn="0" w:noHBand="0" w:noVBand="0" w:val="0020"/>
-      </w:tblPr>
-      <w:tblGrid>
-        <w:gridCol w:w="3960"/>
-        <w:gridCol w:w="3960"/>
-      </w:tblGrid>
-      <w:tr>
-        <w:trPr>
-          <w:tblHeader w:val="on"/>
-        </w:trPr>
-        <w:tc>
-          <w:tcPr/>
-          <w:p>
-            <w:pPr>
-              <w:pStyle w:val="Compact"/>
-            </w:pPr>
-            <w:r>
-              <w:t xml:space="preserve">Kāpnes</w:t>
-            </w:r>
-          </w:p>
-        </w:tc>
-        <w:tc>
-          <w:tcPr/>
-          <w:p>
-            <w:pPr>
-              <w:pStyle w:val="Compact"/>
-            </w:pPr>
-            <w:r>
-              <w:t xml:space="preserve">Uzdevumi</w:t>
-            </w:r>
-          </w:p>
-        </w:tc>
-      </w:tr>
-      <w:tr>
-        <w:tc>
-          <w:tcPr/>
-          <w:p>
-            <w:pPr>
-              <w:pStyle w:val="Compact"/>
-            </w:pPr>
-            <w:r>
-              <w:t xml:space="preserve">Iesildīšanās</w:t>
-            </w:r>
-          </w:p>
-        </w:tc>
-        <w:tc>
-          <w:tcPr/>
-          <w:p>
-            <w:pPr>
-              <w:pStyle w:val="Compact"/>
-            </w:pPr>
-            <w:r>
-              <w:t xml:space="preserve">LV.NOL.2015.6.2 (summas paritāte), LV.NOL.2010.7.1 (summa nemainās)</w:t>
-            </w:r>
-          </w:p>
-        </w:tc>
-      </w:tr>
-      <w:tr>
-        <w:tc>
-          <w:tcPr/>
-          <w:p>
-            <w:pPr>
-              <w:pStyle w:val="Compact"/>
-            </w:pPr>
-            <w:r>
-              <w:t xml:space="preserve">Viennozīmīga metode</w:t>
-            </w:r>
-          </w:p>
-        </w:tc>
-        <w:tc>
-          <w:tcPr/>
-          <w:p>
-            <w:pPr>
-              <w:pStyle w:val="Compact"/>
-            </w:pPr>
-            <w:r>
-              <w:t xml:space="preserve">LV.AMO.2022A.7.2 (atlikums, dalot ar</w:t>
-            </w:r>
-            <w:r>
-              <w:t xml:space="preserve"> </w:t>
-            </w:r>
-            <m:oMath>
-              <m:r>
-                <m:t>3</m:t>
-              </m:r>
-            </m:oMath>
-            <w:r>
-              <w:t xml:space="preserve">), LV.AMO.2022A.8.2 (atlikums, dalot ar</w:t>
-            </w:r>
-            <w:r>
-              <w:t xml:space="preserve"> </w:t>
-            </w:r>
-            <m:oMath>
-              <m:r>
-                <m:t>4</m:t>
-              </m:r>
-            </m:oMath>
-            <w:r>
-              <w:t xml:space="preserve">), LV.NOL.2013.7.4 (starpību summa pa apli), LV.NOL.2023.7.5 (paritāte katrai krāsai; (B) vajag arī piemēru)</w:t>
-            </w:r>
-          </w:p>
-        </w:tc>
-      </w:tr>
-      <w:tr>
-        <w:tc>
-          <w:tcPr/>
-          <w:p>
-            <w:pPr>
-              <w:pStyle w:val="Compact"/>
-            </w:pPr>
-            <w:r>
-              <w:t xml:space="preserve">Neviennozīmīga metode</w:t>
-            </w:r>
-          </w:p>
-        </w:tc>
-        <w:tc>
-          <w:tcPr/>
-          <w:p>
-            <w:pPr>
-              <w:pStyle w:val="Compact"/>
-            </w:pPr>
-            <w:r>
-              <w:t xml:space="preserve">LV.AMO.2024.7.3 (pirmreizinātāju skaita paritāte), LV.AMO.2017.7.4 (pats jāatrod, ko skaitīt)</w:t>
-            </w:r>
-          </w:p>
-        </w:tc>
-      </w:tr>
-    </w:tbl>
+        <w:t xml:space="preserve">1.daļa. Nemainīgas izteiksmes, summas un atlikumi</w:t>
+      </w:r>
+    </w:p>
     <w:bookmarkEnd w:id="9"/>
     <w:bookmarkStart w:id="10" w:name="lv.nol.2015.6.2"/>
     <w:p>
@@ -301,11 +168,12 @@
     </w:p>
     <w:p>
       <w:pPr>
-        <w:pStyle w:val="BodyText"/>
-      </w:pPr>
-      <w:r>
-        <w:t xml:space="preserve">(</w:t>
-      </w:r>
+        <w:pStyle w:val="Compact"/>
+        <w:numPr>
+          <w:ilvl w:val="0"/>
+          <w:numId w:val="1001"/>
+        </w:numPr>
+      </w:pPr>
       <w:r>
         <w:rPr>
           <w:i/>
@@ -314,7 +182,7 @@
         <w:t xml:space="preserve">Izpēte</w:t>
       </w:r>
       <w:r>
-        <w:t xml:space="preserve">): Par cik mainās</w:t>
+        <w:t xml:space="preserve">: Par cik mainās</w:t>
       </w:r>
       <w:r>
         <w:t xml:space="preserve"> </w:t>
@@ -330,22 +198,7 @@
         <w:t xml:space="preserve"> </w:t>
       </w:r>
       <w:r>
-        <w:t xml:space="preserve">monētu kopskaits vienā gājienā? Kāda</w:t>
-      </w:r>
-      <w:r>
-        <w:t xml:space="preserve"> </w:t>
-      </w:r>
-      <w:r>
-        <w:t xml:space="preserve">paritāte ir sešu vienādu skaitļu summai?</w:t>
-      </w:r>
-      <w:r>
-        <w:t xml:space="preserve"> </w:t>
-      </w:r>
-      <w:r>
-        <w:rPr>
-          <w:rStyle w:val="VerbatimChar"/>
-        </w:rPr>
-        <w:t xml:space="preserve">#FixedInvariant</w:t>
+        <w:t xml:space="preserve">monētu kopskaits vienā gājienā?</w:t>
       </w:r>
     </w:p>
     <w:bookmarkEnd w:id="10"/>
@@ -428,11 +281,12 @@
     </w:p>
     <w:p>
       <w:pPr>
-        <w:pStyle w:val="BodyText"/>
-      </w:pPr>
-      <w:r>
-        <w:t xml:space="preserve">(</w:t>
-      </w:r>
+        <w:pStyle w:val="Compact"/>
+        <w:numPr>
+          <w:ilvl w:val="0"/>
+          <w:numId w:val="1002"/>
+        </w:numPr>
+      </w:pPr>
       <w:r>
         <w:rPr>
           <w:i/>
@@ -441,7 +295,7 @@
         <w:t xml:space="preserve">Izpēte</w:t>
       </w:r>
       <w:r>
-        <w:t xml:space="preserve">): Viens gājiens maina divus lielumus — skaitļu</w:t>
+        <w:t xml:space="preserve">: Viens gājiens maina divus lielumus — skaitļu</w:t>
       </w:r>
       <w:r>
         <w:t xml:space="preserve"> </w:t>
@@ -470,27 +324,7 @@
         <w:t xml:space="preserve">summu</w:t>
       </w:r>
       <w:r>
-        <w:t xml:space="preserve">. Kurš no tiem katrā gājienā dilst par</w:t>
-      </w:r>
-      <w:r>
-        <w:t xml:space="preserve"> </w:t>
-      </w:r>
-      <m:oMath>
-        <m:r>
-          <m:t>1</m:t>
-        </m:r>
-      </m:oMath>
-      <w:r>
-        <w:t xml:space="preserve">, un kurš nemainās vispār?</w:t>
-      </w:r>
-      <w:r>
-        <w:t xml:space="preserve"> </w:t>
-      </w:r>
-      <w:r>
-        <w:rPr>
-          <w:rStyle w:val="VerbatimChar"/>
-        </w:rPr>
-        <w:t xml:space="preserve">#FixedInvariant</w:t>
+        <w:t xml:space="preserve">.</w:t>
       </w:r>
     </w:p>
     <w:bookmarkEnd w:id="11"/>
@@ -629,11 +463,12 @@
     </w:p>
     <w:p>
       <w:pPr>
-        <w:pStyle w:val="BodyText"/>
-      </w:pPr>
-      <w:r>
-        <w:t xml:space="preserve">(</w:t>
-      </w:r>
+        <w:pStyle w:val="Compact"/>
+        <w:numPr>
+          <w:ilvl w:val="0"/>
+          <w:numId w:val="1003"/>
+        </w:numPr>
+      </w:pPr>
       <w:r>
         <w:rPr>
           <w:i/>
@@ -642,7 +477,7 @@
         <w:t xml:space="preserve">Izpēte</w:t>
       </w:r>
       <w:r>
-        <w:t xml:space="preserve">): Sagriežot vienu gabalu</w:t>
+        <w:t xml:space="preserve">: Par cik pieaug gabalu skaits, ja vienu gabalu griež</w:t>
       </w:r>
       <w:r>
         <w:t xml:space="preserve"> </w:t>
@@ -656,18 +491,13 @@
         <w:t xml:space="preserve"> </w:t>
       </w:r>
       <w:r>
-        <w:t xml:space="preserve">daļās, gabalu skaits pieaug par</w:t>
-      </w:r>
-      <w:r>
-        <w:t xml:space="preserve"> </w:t>
-      </w:r>
-      <m:oMath>
-        <m:r>
-          <m:t>2</m:t>
-        </m:r>
-      </m:oMath>
-      <w:r>
-        <w:t xml:space="preserve">; ja</w:t>
+        <w:t xml:space="preserve">daļās</w:t>
+      </w:r>
+      <w:r>
+        <w:t xml:space="preserve"> </w:t>
+      </w:r>
+      <w:r>
+        <w:t xml:space="preserve">(vai</w:t>
       </w:r>
       <w:r>
         <w:t xml:space="preserve"> </w:t>
@@ -681,33 +511,7 @@
         <w:t xml:space="preserve"> </w:t>
       </w:r>
       <w:r>
-        <w:t xml:space="preserve">daļās — par</w:t>
-      </w:r>
-      <w:r>
-        <w:t xml:space="preserve"> </w:t>
-      </w:r>
-      <m:oMath>
-        <m:r>
-          <m:t>4</m:t>
-        </m:r>
-      </m:oMath>
-      <w:r>
-        <w:t xml:space="preserve">. Cik tas ir par visiem trim gabaliem kopā? Ar kuru skaitli</w:t>
-      </w:r>
-      <w:r>
-        <w:t xml:space="preserve"> </w:t>
-      </w:r>
-      <w:r>
-        <w:t xml:space="preserve">dalās abi iespējamie pieaugumi?</w:t>
-      </w:r>
-      <w:r>
-        <w:t xml:space="preserve"> </w:t>
-      </w:r>
-      <w:r>
-        <w:rPr>
-          <w:rStyle w:val="VerbatimChar"/>
-        </w:rPr>
-        <w:t xml:space="preserve">#ParityAndRemainders</w:t>
+        <w:t xml:space="preserve">daļās)?</w:t>
       </w:r>
     </w:p>
     <w:bookmarkEnd w:id="12"/>
@@ -866,11 +670,12 @@
     </w:p>
     <w:p>
       <w:pPr>
-        <w:pStyle w:val="BodyText"/>
-      </w:pPr>
-      <w:r>
-        <w:t xml:space="preserve">(</w:t>
-      </w:r>
+        <w:pStyle w:val="Compact"/>
+        <w:numPr>
+          <w:ilvl w:val="0"/>
+          <w:numId w:val="1004"/>
+        </w:numPr>
+      </w:pPr>
       <w:r>
         <w:rPr>
           <w:i/>
@@ -879,7 +684,7 @@
         <w:t xml:space="preserve">Izpēte</w:t>
       </w:r>
       <w:r>
-        <w:t xml:space="preserve">): Saskaiti abu gājienu</w:t>
+        <w:t xml:space="preserve">: Saskaiti abu gājienu</w:t>
       </w:r>
       <w:r>
         <w:t xml:space="preserve"> </w:t>
@@ -950,44 +755,7 @@
         </m:r>
       </m:oMath>
       <w:r>
-        <w:t xml:space="preserve">. Ar</w:t>
-      </w:r>
-      <w:r>
-        <w:t xml:space="preserve"> </w:t>
-      </w:r>
-      <w:r>
-        <w:t xml:space="preserve">kuru skaitli dalās abas šīs izmaiņas? Vai ar to dalās</w:t>
-      </w:r>
-      <w:r>
-        <w:t xml:space="preserve"> </w:t>
-      </w:r>
-      <m:oMath>
-        <m:r>
-          <m:t>44</m:t>
-        </m:r>
-      </m:oMath>
-      <w:r>
-        <w:t xml:space="preserve">? Vai</w:t>
-      </w:r>
-      <w:r>
-        <w:t xml:space="preserve"> </w:t>
-      </w:r>
-      <m:oMath>
-        <m:r>
-          <m:t>2022</m:t>
-        </m:r>
-      </m:oMath>
-      <w:r>
-        <w:t xml:space="preserve">?</w:t>
-      </w:r>
-      <w:r>
-        <w:t xml:space="preserve"> </w:t>
-      </w:r>
-      <w:r>
-        <w:rPr>
-          <w:rStyle w:val="VerbatimChar"/>
-        </w:rPr>
-        <w:t xml:space="preserve">#ParityAndRemainders</w:t>
+        <w:t xml:space="preserve">.</w:t>
       </w:r>
     </w:p>
     <w:bookmarkEnd w:id="13"/>
@@ -1073,11 +841,12 @@
     </w:p>
     <w:p>
       <w:pPr>
-        <w:pStyle w:val="BodyText"/>
-      </w:pPr>
-      <w:r>
-        <w:t xml:space="preserve">(</w:t>
-      </w:r>
+        <w:pStyle w:val="Compact"/>
+        <w:numPr>
+          <w:ilvl w:val="0"/>
+          <w:numId w:val="1005"/>
+        </w:numPr>
+      </w:pPr>
       <w:r>
         <w:rPr>
           <w:i/>
@@ -1086,7 +855,7 @@
         <w:t xml:space="preserve">Pārformulēšana</w:t>
       </w:r>
       <w:r>
-        <w:t xml:space="preserve">): Ejot pa apli vienu pilnu apli, visu starpību (ar zīmēm</w:t>
+        <w:t xml:space="preserve">: Ejot pa apli vienu pilnu apli, visu starpību (ar zīmēm</w:t>
       </w:r>
       <w:r>
         <w:t xml:space="preserve"> </w:t>
@@ -1128,18 +897,7 @@
         </m:r>
       </m:oMath>
       <w:r>
-        <w:t xml:space="preserve">. Kādu atlikumu, dalot ar</w:t>
-      </w:r>
-      <w:r>
-        <w:t xml:space="preserve"> </w:t>
-      </w:r>
-      <m:oMath>
-        <m:r>
-          <m:t>4</m:t>
-        </m:r>
-      </m:oMath>
-      <w:r>
-        <w:t xml:space="preserve">, dod katrs no skaitļiem</w:t>
+        <w:t xml:space="preserve">. Kas ir kopīgs visiem skaitļiem</w:t>
       </w:r>
       <w:r>
         <w:t xml:space="preserve"> </w:t>
@@ -1177,40 +935,17 @@
         </m:r>
       </m:oMath>
       <w:r>
-        <w:t xml:space="preserve">? Kāds tad ir</w:t>
-      </w:r>
-      <w:r>
-        <w:t xml:space="preserve"> </w:t>
-      </w:r>
-      <m:oMath>
-        <m:r>
-          <m:t>13</m:t>
-        </m:r>
-      </m:oMath>
-      <w:r>
-        <w:t xml:space="preserve"> </w:t>
-      </w:r>
-      <w:r>
-        <w:t xml:space="preserve">šādu saskaitāmo summas atlikums?</w:t>
-      </w:r>
-      <w:r>
-        <w:t xml:space="preserve"> </w:t>
-      </w:r>
-      <w:r>
-        <w:rPr>
-          <w:rStyle w:val="VerbatimChar"/>
-        </w:rPr>
-        <w:t xml:space="preserve">#ParityAndRemainders</w:t>
+        <w:t xml:space="preserve">?</w:t>
       </w:r>
     </w:p>
     <w:bookmarkEnd w:id="14"/>
-    <w:bookmarkStart w:id="15" w:name="lv.nol.2023.7.5"/>
+    <w:bookmarkStart w:id="15" w:name="lv.amo.2017.7.4"/>
     <w:p>
       <w:pPr>
         <w:pStyle w:val="Heading2"/>
       </w:pPr>
       <w:r>
-        <w:t xml:space="preserve">LV.NOL.2023.7.5</w:t>
+        <w:t xml:space="preserve">LV.AMO.2017.7.4</w:t>
       </w:r>
     </w:p>
     <w:p>
@@ -1218,25 +953,233 @@
         <w:pStyle w:val="FirstParagraph"/>
       </w:pPr>
       <w:r>
-        <w:t xml:space="preserve">Kastē atrodas baltas, sarkanas un zaļas lodītes. Ar vienu gājienu no kastes var</w:t>
-      </w:r>
-      <w:r>
-        <w:t xml:space="preserve"> </w:t>
-      </w:r>
-      <w:r>
-        <w:t xml:space="preserve">izņemt divas dažādu krāsu lodītes un ielikt kastē vienu trešās krāsas lodīti</w:t>
-      </w:r>
-      <w:r>
-        <w:t xml:space="preserve"> </w:t>
-      </w:r>
-      <w:r>
-        <w:t xml:space="preserve">(vienmēr pietiek jebkuras krāsas lodīšu, ko ielikt kastē). Vai var panākt, ka</w:t>
-      </w:r>
-      <w:r>
-        <w:t xml:space="preserve"> </w:t>
-      </w:r>
-      <w:r>
-        <w:t xml:space="preserve">kastē paliek tikai viena lodīte, ja sākumā kastē atrodas:</w:t>
+        <w:t xml:space="preserve">Uz galda stāv divas kastes</w:t>
+      </w:r>
+      <w:r>
+        <w:t xml:space="preserve"> </w:t>
+      </w:r>
+      <m:oMath>
+        <m:r>
+          <m:t>A</m:t>
+        </m:r>
+      </m:oMath>
+      <w:r>
+        <w:t xml:space="preserve"> </w:t>
+      </w:r>
+      <w:r>
+        <w:t xml:space="preserve">un</w:t>
+      </w:r>
+      <w:r>
+        <w:t xml:space="preserve"> </w:t>
+      </w:r>
+      <m:oMath>
+        <m:r>
+          <m:t>B</m:t>
+        </m:r>
+      </m:oMath>
+      <w:r>
+        <w:t xml:space="preserve">. Sākumā kastē</w:t>
+      </w:r>
+      <w:r>
+        <w:t xml:space="preserve"> </w:t>
+      </w:r>
+      <m:oMath>
+        <m:r>
+          <m:t>A</m:t>
+        </m:r>
+      </m:oMath>
+      <w:r>
+        <w:t xml:space="preserve"> </w:t>
+      </w:r>
+      <w:r>
+        <w:t xml:space="preserve">ir melnas un baltas</w:t>
+      </w:r>
+      <w:r>
+        <w:t xml:space="preserve"> </w:t>
+      </w:r>
+      <w:r>
+        <w:t xml:space="preserve">bumbiņas, bet kastē</w:t>
+      </w:r>
+      <w:r>
+        <w:t xml:space="preserve"> </w:t>
+      </w:r>
+      <m:oMath>
+        <m:r>
+          <m:t>B</m:t>
+        </m:r>
+      </m:oMath>
+      <w:r>
+        <w:t xml:space="preserve"> </w:t>
+      </w:r>
+      <w:r>
+        <w:t xml:space="preserve">ir tikai melnas bumbiņas. Bumbiņu skaits abās kastēs ir</w:t>
+      </w:r>
+      <w:r>
+        <w:t xml:space="preserve"> </w:t>
+      </w:r>
+      <w:r>
+        <w:t xml:space="preserve">vienāds. Anna no kastes</w:t>
+      </w:r>
+      <w:r>
+        <w:t xml:space="preserve"> </w:t>
+      </w:r>
+      <m:oMath>
+        <m:r>
+          <m:t>A</m:t>
+        </m:r>
+      </m:oMath>
+      <w:r>
+        <w:t xml:space="preserve"> </w:t>
+      </w:r>
+      <w:r>
+        <w:t xml:space="preserve">uz labu laimi izņem divas bumbiņas:</w:t>
+      </w:r>
+    </w:p>
+    <w:p>
+      <w:pPr>
+        <w:pStyle w:val="Compact"/>
+        <w:numPr>
+          <w:ilvl w:val="0"/>
+          <w:numId w:val="1006"/>
+        </w:numPr>
+      </w:pPr>
+      <w:r>
+        <w:t xml:space="preserve">ja tās ir vienādā krāsā, tad tās abas ieliek kastē</w:t>
+      </w:r>
+      <w:r>
+        <w:t xml:space="preserve"> </w:t>
+      </w:r>
+      <m:oMath>
+        <m:r>
+          <m:t>B</m:t>
+        </m:r>
+      </m:oMath>
+      <w:r>
+        <w:t xml:space="preserve">, un vienu melnu</w:t>
+      </w:r>
+      <w:r>
+        <w:t xml:space="preserve"> </w:t>
+      </w:r>
+      <w:r>
+        <w:t xml:space="preserve">bumbiņu no kastes</w:t>
+      </w:r>
+      <w:r>
+        <w:t xml:space="preserve"> </w:t>
+      </w:r>
+      <m:oMath>
+        <m:r>
+          <m:t>B</m:t>
+        </m:r>
+      </m:oMath>
+      <w:r>
+        <w:t xml:space="preserve"> </w:t>
+      </w:r>
+      <w:r>
+        <w:t xml:space="preserve">ieliek kastē</w:t>
+      </w:r>
+      <w:r>
+        <w:t xml:space="preserve"> </w:t>
+      </w:r>
+      <m:oMath>
+        <m:r>
+          <m:t>A</m:t>
+        </m:r>
+      </m:oMath>
+      <w:r>
+        <w:t xml:space="preserve">;</w:t>
+      </w:r>
+    </w:p>
+    <w:p>
+      <w:pPr>
+        <w:pStyle w:val="Compact"/>
+        <w:numPr>
+          <w:ilvl w:val="0"/>
+          <w:numId w:val="1006"/>
+        </w:numPr>
+      </w:pPr>
+      <w:r>
+        <w:t xml:space="preserve">ja tās ir dažādās krāsās, tad balto bumbiņu ieliek atpakaļ kastē</w:t>
+      </w:r>
+      <w:r>
+        <w:t xml:space="preserve"> </w:t>
+      </w:r>
+      <m:oMath>
+        <m:r>
+          <m:t>A</m:t>
+        </m:r>
+      </m:oMath>
+      <w:r>
+        <w:t xml:space="preserve">, bet</w:t>
+      </w:r>
+      <w:r>
+        <w:t xml:space="preserve"> </w:t>
+      </w:r>
+      <w:r>
+        <w:t xml:space="preserve">melno — kastē</w:t>
+      </w:r>
+      <w:r>
+        <w:t xml:space="preserve"> </w:t>
+      </w:r>
+      <m:oMath>
+        <m:r>
+          <m:t>B</m:t>
+        </m:r>
+      </m:oMath>
+      <w:r>
+        <w:t xml:space="preserve">.</w:t>
+      </w:r>
+    </w:p>
+    <w:p>
+      <w:pPr>
+        <w:pStyle w:val="FirstParagraph"/>
+      </w:pPr>
+      <w:r>
+        <w:t xml:space="preserve">Tā turpina, kamēr kastē</w:t>
+      </w:r>
+      <w:r>
+        <w:t xml:space="preserve"> </w:t>
+      </w:r>
+      <m:oMath>
+        <m:r>
+          <m:t>A</m:t>
+        </m:r>
+      </m:oMath>
+      <w:r>
+        <w:t xml:space="preserve"> </w:t>
+      </w:r>
+      <w:r>
+        <w:t xml:space="preserve">paliek tieši viena bumbiņa. Kādā krāsā būs pēdējā</w:t>
+      </w:r>
+      <w:r>
+        <w:t xml:space="preserve"> </w:t>
+      </w:r>
+      <w:r>
+        <w:t xml:space="preserve">bumbiņa, kas palikusi kastē</w:t>
+      </w:r>
+      <w:r>
+        <w:t xml:space="preserve"> </w:t>
+      </w:r>
+      <m:oMath>
+        <m:r>
+          <m:t>A</m:t>
+        </m:r>
+      </m:oMath>
+      <w:r>
+        <w:t xml:space="preserve">, ja sākumā kastē</w:t>
+      </w:r>
+      <w:r>
+        <w:t xml:space="preserve"> </w:t>
+      </w:r>
+      <m:oMath>
+        <m:r>
+          <m:t>A</m:t>
+        </m:r>
+      </m:oMath>
+      <w:r>
+        <w:t xml:space="preserve"> </w:t>
+      </w:r>
+      <w:r>
+        <w:t xml:space="preserve">ir</w:t>
       </w:r>
       <w:r>
         <w:t xml:space="preserve"> </w:t>
@@ -1253,42 +1196,34 @@
       </w:r>
       <m:oMath>
         <m:r>
-          <m:t>10</m:t>
-        </m:r>
-      </m:oMath>
-      <w:r>
-        <w:t xml:space="preserve"> </w:t>
-      </w:r>
-      <w:r>
-        <w:t xml:space="preserve">baltas,</w:t>
-      </w:r>
-      <w:r>
-        <w:t xml:space="preserve"> </w:t>
-      </w:r>
-      <m:oMath>
-        <m:r>
-          <m:t>12</m:t>
-        </m:r>
-      </m:oMath>
-      <w:r>
-        <w:t xml:space="preserve"> </w:t>
-      </w:r>
-      <w:r>
-        <w:t xml:space="preserve">sarkanas un</w:t>
-      </w:r>
-      <w:r>
-        <w:t xml:space="preserve"> </w:t>
-      </w:r>
-      <m:oMath>
-        <m:r>
-          <m:t>16</m:t>
-        </m:r>
-      </m:oMath>
-      <w:r>
-        <w:t xml:space="preserve"> </w:t>
-      </w:r>
-      <w:r>
-        <w:t xml:space="preserve">zaļas lodītes;</w:t>
+          <m:t>2017</m:t>
+        </m:r>
+      </m:oMath>
+      <w:r>
+        <w:t xml:space="preserve"> </w:t>
+      </w:r>
+      <w:r>
+        <w:t xml:space="preserve">baltas</w:t>
+      </w:r>
+      <w:r>
+        <w:t xml:space="preserve"> </w:t>
+      </w:r>
+      <w:r>
+        <w:t xml:space="preserve">un</w:t>
+      </w:r>
+      <w:r>
+        <w:t xml:space="preserve"> </w:t>
+      </w:r>
+      <m:oMath>
+        <m:r>
+          <m:t>2017</m:t>
+        </m:r>
+      </m:oMath>
+      <w:r>
+        <w:t xml:space="preserve"> </w:t>
+      </w:r>
+      <w:r>
+        <w:t xml:space="preserve">melnas bumbiņas;</w:t>
       </w:r>
       <w:r>
         <w:t xml:space="preserve"> </w:t>
@@ -1305,51 +1240,38 @@
       </w:r>
       <m:oMath>
         <m:r>
-          <m:t>10</m:t>
-        </m:r>
-      </m:oMath>
-      <w:r>
-        <w:t xml:space="preserve"> </w:t>
-      </w:r>
-      <w:r>
-        <w:t xml:space="preserve">baltas,</w:t>
-      </w:r>
-      <w:r>
-        <w:t xml:space="preserve"> </w:t>
-      </w:r>
-      <m:oMath>
-        <m:r>
-          <m:t>12</m:t>
-        </m:r>
-      </m:oMath>
-      <w:r>
-        <w:t xml:space="preserve"> </w:t>
-      </w:r>
-      <w:r>
-        <w:t xml:space="preserve">sarkanas un</w:t>
-      </w:r>
-      <w:r>
-        <w:t xml:space="preserve"> </w:t>
-      </w:r>
-      <m:oMath>
-        <m:r>
-          <m:t>15</m:t>
-        </m:r>
-      </m:oMath>
-      <w:r>
-        <w:t xml:space="preserve"> </w:t>
-      </w:r>
-      <w:r>
-        <w:t xml:space="preserve">zaļas lodītes?</w:t>
-      </w:r>
-    </w:p>
-    <w:p>
-      <w:pPr>
-        <w:pStyle w:val="BodyText"/>
-      </w:pPr>
-      <w:r>
-        <w:t xml:space="preserve">(</w:t>
-      </w:r>
+          <m:t>2016</m:t>
+        </m:r>
+      </m:oMath>
+      <w:r>
+        <w:t xml:space="preserve"> </w:t>
+      </w:r>
+      <w:r>
+        <w:t xml:space="preserve">baltas un</w:t>
+      </w:r>
+      <w:r>
+        <w:t xml:space="preserve"> </w:t>
+      </w:r>
+      <m:oMath>
+        <m:r>
+          <m:t>2018</m:t>
+        </m:r>
+      </m:oMath>
+      <w:r>
+        <w:t xml:space="preserve"> </w:t>
+      </w:r>
+      <w:r>
+        <w:t xml:space="preserve">melnas bumbiņas?</w:t>
+      </w:r>
+    </w:p>
+    <w:p>
+      <w:pPr>
+        <w:pStyle w:val="Compact"/>
+        <w:numPr>
+          <w:ilvl w:val="0"/>
+          <w:numId w:val="1007"/>
+        </w:numPr>
+      </w:pPr>
       <w:r>
         <w:rPr>
           <w:i/>
@@ -1358,7 +1280,7 @@
         <w:t xml:space="preserve">Izpēte</w:t>
       </w:r>
       <w:r>
-        <w:t xml:space="preserve">): Viens gājiens maina</w:t>
+        <w:t xml:space="preserve">: Izvēlieties</w:t>
       </w:r>
       <w:r>
         <w:t xml:space="preserve"> </w:t>
@@ -1368,141 +1290,133 @@
           <w:b/>
           <w:bCs/>
         </w:rPr>
-        <w:t xml:space="preserve">visu trīs</w:t>
-      </w:r>
-      <w:r>
-        <w:t xml:space="preserve"> </w:t>
-      </w:r>
-      <w:r>
-        <w:t xml:space="preserve">krāsu lodīšu skaitu par</w:t>
-      </w:r>
-      <w:r>
-        <w:t xml:space="preserve"> </w:t>
-      </w:r>
-      <m:oMath>
-        <m:r>
-          <m:t>1</m:t>
-        </m:r>
-      </m:oMath>
-      <w:r>
-        <w:t xml:space="preserve"> </w:t>
-      </w:r>
-      <w:r>
-        <w:t xml:space="preserve">—</w:t>
-      </w:r>
-      <w:r>
-        <w:t xml:space="preserve"> </w:t>
-      </w:r>
-      <w:r>
-        <w:t xml:space="preserve">tātad maina visas trīs paritātes uzreiz. Kādas paritātes ir beigu stāvoklī</w:t>
-      </w:r>
-      <w:r>
-        <w:t xml:space="preserve"> </w:t>
-      </w:r>
-      <m:oMath>
+        <w:t xml:space="preserve">vienu</w:t>
+      </w:r>
+      <w:r>
+        <w:t xml:space="preserve"> </w:t>
+      </w:r>
+      <w:r>
+        <w:t xml:space="preserve">skaitli (visu bumbiņu skaitu, balto/melno</w:t>
+      </w:r>
+      <w:r>
+        <w:t xml:space="preserve"> </w:t>
+      </w:r>
+      <w:r>
+        <w:t xml:space="preserve">bumbiņu skaitu - vai nu kopā, vai kādā no kastēm), uzzīmējiet tabulu</w:t>
+      </w:r>
+      <w:r>
+        <w:t xml:space="preserve"> </w:t>
+      </w:r>
+      <w:r>
+        <w:t xml:space="preserve">ar gājienu veidiem.</w:t>
+      </w:r>
+    </w:p>
+    <w:bookmarkEnd w:id="15"/>
+    <w:bookmarkEnd w:id="16"/>
+    <w:bookmarkStart w:id="28" w:name="X108b873c671b6490169c0b849ed3accc7bf6341"/>
+    <w:p>
+      <w:pPr>
+        <w:pStyle w:val="Heading1"/>
+      </w:pPr>
+      <w:r>
+        <w:t xml:space="preserve">2.daļa. Palīgkrāsojums, spēles un monovarianti</w:t>
+      </w:r>
+    </w:p>
+    <w:bookmarkStart w:id="17" w:name="lv.amo.2015.6.2"/>
+    <w:p>
+      <w:pPr>
+        <w:pStyle w:val="Heading2"/>
+      </w:pPr>
+      <w:r>
+        <w:t xml:space="preserve">LV.AMO.2015.6.2</w:t>
+      </w:r>
+    </w:p>
+    <w:p>
+      <w:pPr>
+        <w:pStyle w:val="FirstParagraph"/>
+      </w:pPr>
+      <w:r>
+        <w:t xml:space="preserve">Vai kvadrātu ar izmēriem</w:t>
+      </w:r>
+      <w:r>
+        <w:t xml:space="preserve"> </w:t>
+      </w:r>
+      <m:oMath>
+        <m:r>
+          <m:t>12</m:t>
+        </m:r>
         <m:r>
           <m:rPr>
             <m:sty m:val="p"/>
           </m:rPr>
-          <m:t>(</m:t>
-        </m:r>
-        <m:r>
-          <m:t>1</m:t>
+          <m:t>×</m:t>
+        </m:r>
+        <m:r>
+          <m:t>12</m:t>
+        </m:r>
+      </m:oMath>
+      <w:r>
+        <w:t xml:space="preserve"> </w:t>
+      </w:r>
+      <w:r>
+        <w:t xml:space="preserve">rūtiņas, kuram no diviem pretējiem</w:t>
+      </w:r>
+      <w:r>
+        <w:t xml:space="preserve"> </w:t>
+      </w:r>
+      <w:r>
+        <w:t xml:space="preserve">stūriem izgriezti taisnstūri</w:t>
+      </w:r>
+      <w:r>
+        <w:t xml:space="preserve"> </w:t>
+      </w:r>
+      <m:oMath>
+        <m:r>
+          <m:t>3</m:t>
         </m:r>
         <m:r>
           <m:rPr>
             <m:sty m:val="p"/>
           </m:rPr>
-          <m:t>,</m:t>
-        </m:r>
-        <m:r>
-          <m:t>0</m:t>
+          <m:t>×</m:t>
+        </m:r>
+        <m:r>
+          <m:t>5</m:t>
+        </m:r>
+      </m:oMath>
+      <w:r>
+        <w:t xml:space="preserve"> </w:t>
+      </w:r>
+      <w:r>
+        <w:t xml:space="preserve">rūtiņas, var pārklāt ar</w:t>
+      </w:r>
+      <w:r>
+        <w:t xml:space="preserve"> </w:t>
+      </w:r>
+      <m:oMath>
+        <m:r>
+          <m:t>57</m:t>
+        </m:r>
+      </m:oMath>
+      <w:r>
+        <w:t xml:space="preserve"> </w:t>
+      </w:r>
+      <w:r>
+        <w:t xml:space="preserve">taisnstūriem, kuru izmēri ir</w:t>
+      </w:r>
+      <w:r>
+        <w:t xml:space="preserve"> </w:t>
+      </w:r>
+      <m:oMath>
+        <m:r>
+          <m:t>1</m:t>
         </m:r>
         <m:r>
           <m:rPr>
             <m:sty m:val="p"/>
           </m:rPr>
-          <m:t>,</m:t>
-        </m:r>
-        <m:r>
-          <m:t>0</m:t>
-        </m:r>
-        <m:r>
-          <m:rPr>
-            <m:sty m:val="p"/>
-          </m:rPr>
-          <m:t>)</m:t>
-        </m:r>
-      </m:oMath>
-      <w:r>
-        <w:t xml:space="preserve">? Atceries: (A) un (B) atbildes var būt dažādas, un</w:t>
-      </w:r>
-      <w:r>
-        <w:t xml:space="preserve"> </w:t>
-      </w:r>
-      <w:r>
-        <w:t xml:space="preserve">“jā”</w:t>
-      </w:r>
-      <w:r>
-        <w:t xml:space="preserve"> </w:t>
-      </w:r>
-      <w:r>
-        <w:t xml:space="preserve">gadījumā</w:t>
-      </w:r>
-      <w:r>
-        <w:t xml:space="preserve"> </w:t>
-      </w:r>
-      <w:r>
-        <w:t xml:space="preserve">vajag arī konkrētu gājienu virkni.</w:t>
-      </w:r>
-      <w:r>
-        <w:t xml:space="preserve"> </w:t>
-      </w:r>
-      <w:r>
-        <w:rPr>
-          <w:rStyle w:val="VerbatimChar"/>
-        </w:rPr>
-        <w:t xml:space="preserve">#ParityAndRemainders</w:t>
-      </w:r>
-    </w:p>
-    <w:bookmarkEnd w:id="15"/>
-    <w:bookmarkStart w:id="16" w:name="lv.amo.2024.7.3"/>
-    <w:p>
-      <w:pPr>
-        <w:pStyle w:val="Heading2"/>
-      </w:pPr>
-      <w:r>
-        <w:t xml:space="preserve">LV.AMO.2024.7.3</w:t>
-      </w:r>
-    </w:p>
-    <w:p>
-      <w:pPr>
-        <w:pStyle w:val="FirstParagraph"/>
-      </w:pPr>
-      <w:r>
-        <w:t xml:space="preserve">Skaitļu virknes pirmais loceklis ir</w:t>
-      </w:r>
-      <w:r>
-        <w:t xml:space="preserve"> </w:t>
-      </w:r>
-      <m:oMath>
-        <m:r>
-          <m:t>12</m:t>
-        </m:r>
-      </m:oMath>
-      <w:r>
-        <w:t xml:space="preserve">. Katru nākamo iegūst iepriekšējo vai</w:t>
-      </w:r>
-      <w:r>
-        <w:t xml:space="preserve"> </w:t>
-      </w:r>
-      <w:r>
-        <w:t xml:space="preserve">nu reizinot ar</w:t>
-      </w:r>
-      <w:r>
-        <w:t xml:space="preserve"> </w:t>
-      </w:r>
-      <m:oMath>
+          <m:t>×</m:t>
+        </m:r>
         <m:r>
           <m:t>2</m:t>
         </m:r>
@@ -1511,284 +1425,7 @@
         <w:t xml:space="preserve"> </w:t>
       </w:r>
       <w:r>
-        <w:t xml:space="preserve">vai</w:t>
-      </w:r>
-      <w:r>
-        <w:t xml:space="preserve"> </w:t>
-      </w:r>
-      <m:oMath>
-        <m:r>
-          <m:t>3</m:t>
-        </m:r>
-      </m:oMath>
-      <w:r>
-        <w:t xml:space="preserve">, vai arī izdalot ar</w:t>
-      </w:r>
-      <w:r>
-        <w:t xml:space="preserve"> </w:t>
-      </w:r>
-      <m:oMath>
-        <m:r>
-          <m:t>2</m:t>
-        </m:r>
-      </m:oMath>
-      <w:r>
-        <w:t xml:space="preserve"> </w:t>
-      </w:r>
-      <w:r>
-        <w:t xml:space="preserve">vai</w:t>
-      </w:r>
-      <w:r>
-        <w:t xml:space="preserve"> </w:t>
-      </w:r>
-      <m:oMath>
-        <m:r>
-          <m:t>3</m:t>
-        </m:r>
-      </m:oMath>
-      <w:r>
-        <w:t xml:space="preserve"> </w:t>
-      </w:r>
-      <w:r>
-        <w:t xml:space="preserve">(ja tas dalās bez</w:t>
-      </w:r>
-      <w:r>
-        <w:t xml:space="preserve"> </w:t>
-      </w:r>
-      <w:r>
-        <w:t xml:space="preserve">atlikuma). Vai šīs skaitļu virknes 61.loceklis var būt skaitlis</w:t>
-      </w:r>
-      <w:r>
-        <w:t xml:space="preserve"> </w:t>
-      </w:r>
-      <m:oMath>
-        <m:r>
-          <m:t>54</m:t>
-        </m:r>
-      </m:oMath>
-      <w:r>
-        <w:t xml:space="preserve">?</w:t>
-      </w:r>
-    </w:p>
-    <w:p>
-      <w:pPr>
-        <w:pStyle w:val="BodyText"/>
-      </w:pPr>
-      <w:r>
-        <w:t xml:space="preserve">(</w:t>
-      </w:r>
-      <w:r>
-        <w:rPr>
-          <w:i/>
-          <w:iCs/>
-        </w:rPr>
-        <w:t xml:space="preserve">Pārformulēšana</w:t>
-      </w:r>
-      <w:r>
-        <w:t xml:space="preserve">): Nevis pats skaitlis, bet tā</w:t>
-      </w:r>
-      <w:r>
-        <w:t xml:space="preserve"> </w:t>
-      </w:r>
-      <w:r>
-        <w:rPr>
-          <w:b/>
-          <w:bCs/>
-        </w:rPr>
-        <w:t xml:space="preserve">pirmreizinātāju skaits</w:t>
-      </w:r>
-      <w:r>
-        <w:t xml:space="preserve"> </w:t>
-      </w:r>
-      <w:r>
-        <w:t xml:space="preserve">(</w:t>
-      </w:r>
-      <m:oMath>
-        <m:r>
-          <m:t>12</m:t>
-        </m:r>
-        <m:r>
-          <m:rPr>
-            <m:sty m:val="p"/>
-          </m:rPr>
-          <m:t>=</m:t>
-        </m:r>
-        <m:r>
-          <m:t>2</m:t>
-        </m:r>
-        <m:r>
-          <m:rPr>
-            <m:sty m:val="p"/>
-          </m:rPr>
-          <m:t>⋅</m:t>
-        </m:r>
-        <m:r>
-          <m:t>2</m:t>
-        </m:r>
-        <m:r>
-          <m:rPr>
-            <m:sty m:val="p"/>
-          </m:rPr>
-          <m:t>⋅</m:t>
-        </m:r>
-        <m:r>
-          <m:t>3</m:t>
-        </m:r>
-      </m:oMath>
-      <w:r>
-        <w:t xml:space="preserve">, tātad trīs) ir tas, kas mainās vienkārši. Par cik</w:t>
-      </w:r>
-      <w:r>
-        <w:t xml:space="preserve"> </w:t>
-      </w:r>
-      <w:r>
-        <w:t xml:space="preserve">tas mainās vienā gājienā? Cik gājieni vajadzīgi no</w:t>
-      </w:r>
-      <w:r>
-        <w:t xml:space="preserve"> </w:t>
-      </w:r>
-      <m:oMath>
-        <m:r>
-          <m:t>1</m:t>
-        </m:r>
-        <m:r>
-          <m:rPr>
-            <m:sty m:val="p"/>
-          </m:rPr>
-          <m:t>.</m:t>
-        </m:r>
-      </m:oMath>
-      <w:r>
-        <w:t xml:space="preserve"> </w:t>
-      </w:r>
-      <w:r>
-        <w:t xml:space="preserve">līdz</w:t>
-      </w:r>
-      <w:r>
-        <w:t xml:space="preserve"> </w:t>
-      </w:r>
-      <m:oMath>
-        <m:r>
-          <m:t>61</m:t>
-        </m:r>
-        <m:r>
-          <m:rPr>
-            <m:sty m:val="p"/>
-          </m:rPr>
-          <m:t>.</m:t>
-        </m:r>
-      </m:oMath>
-      <w:r>
-        <w:t xml:space="preserve"> </w:t>
-      </w:r>
-      <w:r>
-        <w:t xml:space="preserve">loceklim?</w:t>
-      </w:r>
-      <w:r>
-        <w:t xml:space="preserve"> </w:t>
-      </w:r>
-      <w:r>
-        <w:rPr>
-          <w:rStyle w:val="VerbatimChar"/>
-        </w:rPr>
-        <w:t xml:space="preserve">#ParityAndRemainders</w:t>
-      </w:r>
-    </w:p>
-    <w:bookmarkEnd w:id="16"/>
-    <w:bookmarkStart w:id="17" w:name="lv.amo.2017.7.4"/>
-    <w:p>
-      <w:pPr>
-        <w:pStyle w:val="Heading2"/>
-      </w:pPr>
-      <w:r>
-        <w:t xml:space="preserve">LV.AMO.2017.7.4</w:t>
-      </w:r>
-    </w:p>
-    <w:p>
-      <w:pPr>
-        <w:pStyle w:val="FirstParagraph"/>
-      </w:pPr>
-      <w:r>
-        <w:t xml:space="preserve">Uz galda stāv divas kastes</w:t>
-      </w:r>
-      <w:r>
-        <w:t xml:space="preserve"> </w:t>
-      </w:r>
-      <m:oMath>
-        <m:r>
-          <m:t>A</m:t>
-        </m:r>
-      </m:oMath>
-      <w:r>
-        <w:t xml:space="preserve"> </w:t>
-      </w:r>
-      <w:r>
-        <w:t xml:space="preserve">un</w:t>
-      </w:r>
-      <w:r>
-        <w:t xml:space="preserve"> </w:t>
-      </w:r>
-      <m:oMath>
-        <m:r>
-          <m:t>B</m:t>
-        </m:r>
-      </m:oMath>
-      <w:r>
-        <w:t xml:space="preserve">. Sākumā kastē</w:t>
-      </w:r>
-      <w:r>
-        <w:t xml:space="preserve"> </w:t>
-      </w:r>
-      <m:oMath>
-        <m:r>
-          <m:t>A</m:t>
-        </m:r>
-      </m:oMath>
-      <w:r>
-        <w:t xml:space="preserve"> </w:t>
-      </w:r>
-      <w:r>
-        <w:t xml:space="preserve">ir melnas un baltas</w:t>
-      </w:r>
-      <w:r>
-        <w:t xml:space="preserve"> </w:t>
-      </w:r>
-      <w:r>
-        <w:t xml:space="preserve">bumbiņas, bet kastē</w:t>
-      </w:r>
-      <w:r>
-        <w:t xml:space="preserve"> </w:t>
-      </w:r>
-      <m:oMath>
-        <m:r>
-          <m:t>B</m:t>
-        </m:r>
-      </m:oMath>
-      <w:r>
-        <w:t xml:space="preserve"> </w:t>
-      </w:r>
-      <w:r>
-        <w:t xml:space="preserve">ir tikai melnas bumbiņas. Bumbiņu skaits abās kastēs ir</w:t>
-      </w:r>
-      <w:r>
-        <w:t xml:space="preserve"> </w:t>
-      </w:r>
-      <w:r>
-        <w:t xml:space="preserve">vienāds. Anna no kastes</w:t>
-      </w:r>
-      <w:r>
-        <w:t xml:space="preserve"> </w:t>
-      </w:r>
-      <m:oMath>
-        <m:r>
-          <m:t>A</m:t>
-        </m:r>
-      </m:oMath>
-      <w:r>
-        <w:t xml:space="preserve"> </w:t>
-      </w:r>
-      <w:r>
-        <w:t xml:space="preserve">uz labu laimi izņem divas bumbiņas:</w:t>
+        <w:t xml:space="preserve">rūtiņas?</w:t>
       </w:r>
     </w:p>
     <w:p>
@@ -1796,237 +1433,9 @@
         <w:pStyle w:val="Compact"/>
         <w:numPr>
           <w:ilvl w:val="0"/>
-          <w:numId w:val="1001"/>
+          <w:numId w:val="1008"/>
         </w:numPr>
       </w:pPr>
-      <w:r>
-        <w:t xml:space="preserve">ja tās ir vienādā krāsā, tad tās abas ieliek kastē</w:t>
-      </w:r>
-      <w:r>
-        <w:t xml:space="preserve"> </w:t>
-      </w:r>
-      <m:oMath>
-        <m:r>
-          <m:t>B</m:t>
-        </m:r>
-      </m:oMath>
-      <w:r>
-        <w:t xml:space="preserve">, un vienu melnu</w:t>
-      </w:r>
-      <w:r>
-        <w:t xml:space="preserve"> </w:t>
-      </w:r>
-      <w:r>
-        <w:t xml:space="preserve">bumbiņu no kastes</w:t>
-      </w:r>
-      <w:r>
-        <w:t xml:space="preserve"> </w:t>
-      </w:r>
-      <m:oMath>
-        <m:r>
-          <m:t>B</m:t>
-        </m:r>
-      </m:oMath>
-      <w:r>
-        <w:t xml:space="preserve"> </w:t>
-      </w:r>
-      <w:r>
-        <w:t xml:space="preserve">ieliek kastē</w:t>
-      </w:r>
-      <w:r>
-        <w:t xml:space="preserve"> </w:t>
-      </w:r>
-      <m:oMath>
-        <m:r>
-          <m:t>A</m:t>
-        </m:r>
-      </m:oMath>
-      <w:r>
-        <w:t xml:space="preserve">;</w:t>
-      </w:r>
-    </w:p>
-    <w:p>
-      <w:pPr>
-        <w:pStyle w:val="Compact"/>
-        <w:numPr>
-          <w:ilvl w:val="0"/>
-          <w:numId w:val="1001"/>
-        </w:numPr>
-      </w:pPr>
-      <w:r>
-        <w:t xml:space="preserve">ja tās ir dažādās krāsās, tad balto bumbiņu ieliek atpakaļ kastē</w:t>
-      </w:r>
-      <w:r>
-        <w:t xml:space="preserve"> </w:t>
-      </w:r>
-      <m:oMath>
-        <m:r>
-          <m:t>A</m:t>
-        </m:r>
-      </m:oMath>
-      <w:r>
-        <w:t xml:space="preserve">, bet</w:t>
-      </w:r>
-      <w:r>
-        <w:t xml:space="preserve"> </w:t>
-      </w:r>
-      <w:r>
-        <w:t xml:space="preserve">melno — kastē</w:t>
-      </w:r>
-      <w:r>
-        <w:t xml:space="preserve"> </w:t>
-      </w:r>
-      <m:oMath>
-        <m:r>
-          <m:t>B</m:t>
-        </m:r>
-      </m:oMath>
-      <w:r>
-        <w:t xml:space="preserve">.</w:t>
-      </w:r>
-    </w:p>
-    <w:p>
-      <w:pPr>
-        <w:pStyle w:val="FirstParagraph"/>
-      </w:pPr>
-      <w:r>
-        <w:t xml:space="preserve">Tā turpina, kamēr kastē</w:t>
-      </w:r>
-      <w:r>
-        <w:t xml:space="preserve"> </w:t>
-      </w:r>
-      <m:oMath>
-        <m:r>
-          <m:t>A</m:t>
-        </m:r>
-      </m:oMath>
-      <w:r>
-        <w:t xml:space="preserve"> </w:t>
-      </w:r>
-      <w:r>
-        <w:t xml:space="preserve">paliek tieši viena bumbiņa. Kādā krāsā būs pēdējā</w:t>
-      </w:r>
-      <w:r>
-        <w:t xml:space="preserve"> </w:t>
-      </w:r>
-      <w:r>
-        <w:t xml:space="preserve">bumbiņa, kas palikusi kastē</w:t>
-      </w:r>
-      <w:r>
-        <w:t xml:space="preserve"> </w:t>
-      </w:r>
-      <m:oMath>
-        <m:r>
-          <m:t>A</m:t>
-        </m:r>
-      </m:oMath>
-      <w:r>
-        <w:t xml:space="preserve">, ja sākumā kastē</w:t>
-      </w:r>
-      <w:r>
-        <w:t xml:space="preserve"> </w:t>
-      </w:r>
-      <m:oMath>
-        <m:r>
-          <m:t>A</m:t>
-        </m:r>
-      </m:oMath>
-      <w:r>
-        <w:t xml:space="preserve"> </w:t>
-      </w:r>
-      <w:r>
-        <w:t xml:space="preserve">ir</w:t>
-      </w:r>
-      <w:r>
-        <w:t xml:space="preserve"> </w:t>
-      </w:r>
-      <w:r>
-        <w:rPr>
-          <w:b/>
-          <w:bCs/>
-        </w:rPr>
-        <w:t xml:space="preserve">(A)</w:t>
-      </w:r>
-      <w:r>
-        <w:t xml:space="preserve"> </w:t>
-      </w:r>
-      <m:oMath>
-        <m:r>
-          <m:t>2017</m:t>
-        </m:r>
-      </m:oMath>
-      <w:r>
-        <w:t xml:space="preserve"> </w:t>
-      </w:r>
-      <w:r>
-        <w:t xml:space="preserve">baltas</w:t>
-      </w:r>
-      <w:r>
-        <w:t xml:space="preserve"> </w:t>
-      </w:r>
-      <w:r>
-        <w:t xml:space="preserve">un</w:t>
-      </w:r>
-      <w:r>
-        <w:t xml:space="preserve"> </w:t>
-      </w:r>
-      <m:oMath>
-        <m:r>
-          <m:t>2017</m:t>
-        </m:r>
-      </m:oMath>
-      <w:r>
-        <w:t xml:space="preserve"> </w:t>
-      </w:r>
-      <w:r>
-        <w:t xml:space="preserve">melnas bumbiņas;</w:t>
-      </w:r>
-      <w:r>
-        <w:t xml:space="preserve"> </w:t>
-      </w:r>
-      <w:r>
-        <w:rPr>
-          <w:b/>
-          <w:bCs/>
-        </w:rPr>
-        <w:t xml:space="preserve">(B)</w:t>
-      </w:r>
-      <w:r>
-        <w:t xml:space="preserve"> </w:t>
-      </w:r>
-      <m:oMath>
-        <m:r>
-          <m:t>2016</m:t>
-        </m:r>
-      </m:oMath>
-      <w:r>
-        <w:t xml:space="preserve"> </w:t>
-      </w:r>
-      <w:r>
-        <w:t xml:space="preserve">baltas un</w:t>
-      </w:r>
-      <w:r>
-        <w:t xml:space="preserve"> </w:t>
-      </w:r>
-      <m:oMath>
-        <m:r>
-          <m:t>2018</m:t>
-        </m:r>
-      </m:oMath>
-      <w:r>
-        <w:t xml:space="preserve"> </w:t>
-      </w:r>
-      <w:r>
-        <w:t xml:space="preserve">melnas bumbiņas?</w:t>
-      </w:r>
-    </w:p>
-    <w:p>
-      <w:pPr>
-        <w:pStyle w:val="BodyText"/>
-      </w:pPr>
-      <w:r>
-        <w:t xml:space="preserve">(</w:t>
-      </w:r>
       <w:r>
         <w:rPr>
           <w:i/>
@@ -2035,301 +1444,7 @@
         <w:t xml:space="preserve">Izpēte</w:t>
       </w:r>
       <w:r>
-        <w:t xml:space="preserve">): Nesekojiet visam uzreiz — izvēlieties</w:t>
-      </w:r>
-      <w:r>
-        <w:t xml:space="preserve"> </w:t>
-      </w:r>
-      <w:r>
-        <w:rPr>
-          <w:b/>
-          <w:bCs/>
-        </w:rPr>
-        <w:t xml:space="preserve">vienu</w:t>
-      </w:r>
-      <w:r>
-        <w:t xml:space="preserve"> </w:t>
-      </w:r>
-      <w:r>
-        <w:t xml:space="preserve">skaitli. Uzzīmējiet</w:t>
-      </w:r>
-      <w:r>
-        <w:t xml:space="preserve"> </w:t>
-      </w:r>
-      <w:r>
-        <w:t xml:space="preserve">tabulu ar trim gājienu veidiem un ierakstiet, par cik mainās balto bumbiņu</w:t>
-      </w:r>
-      <w:r>
-        <w:t xml:space="preserve"> </w:t>
-      </w:r>
-      <w:r>
-        <w:t xml:space="preserve">skaits kastē</w:t>
-      </w:r>
-      <w:r>
-        <w:t xml:space="preserve"> </w:t>
-      </w:r>
-      <m:oMath>
-        <m:r>
-          <m:t>A</m:t>
-        </m:r>
-      </m:oMath>
-      <w:r>
-        <w:t xml:space="preserve">.</w:t>
-      </w:r>
-      <w:r>
-        <w:t xml:space="preserve"> </w:t>
-      </w:r>
-      <w:r>
-        <w:rPr>
-          <w:rStyle w:val="VerbatimChar"/>
-        </w:rPr>
-        <w:t xml:space="preserve">#FixedInvariant</w:t>
-      </w:r>
-    </w:p>
-    <w:bookmarkEnd w:id="17"/>
-    <w:bookmarkEnd w:id="18"/>
-    <w:bookmarkStart w:id="39" w:name="X108b873c671b6490169c0b849ed3accc7bf6341"/>
-    <w:p>
-      <w:pPr>
-        <w:pStyle w:val="Heading1"/>
-      </w:pPr>
-      <w:r>
-        <w:t xml:space="preserve">2.daļa. Palīgkrāsojums, spēles un monovarianti</w:t>
-      </w:r>
-    </w:p>
-    <w:tbl>
-      <w:tblPr>
-        <w:tblStyle w:val="Table"/>
-        <w:tblW w:type="pct" w:w="5000"/>
-        <w:tblLayout w:type="fixed"/>
-        <w:tblLook w:firstRow="1" w:lastRow="0" w:firstColumn="0" w:lastColumn="0" w:noHBand="0" w:noVBand="0" w:val="0020"/>
-      </w:tblPr>
-      <w:tblGrid>
-        <w:gridCol w:w="3960"/>
-        <w:gridCol w:w="3960"/>
-      </w:tblGrid>
-      <w:tr>
-        <w:trPr>
-          <w:tblHeader w:val="on"/>
-        </w:trPr>
-        <w:tc>
-          <w:tcPr/>
-          <w:p>
-            <w:pPr>
-              <w:pStyle w:val="Compact"/>
-            </w:pPr>
-            <w:r>
-              <w:t xml:space="preserve">Kāpnes</w:t>
-            </w:r>
-          </w:p>
-        </w:tc>
-        <w:tc>
-          <w:tcPr/>
-          <w:p>
-            <w:pPr>
-              <w:pStyle w:val="Compact"/>
-            </w:pPr>
-            <w:r>
-              <w:t xml:space="preserve">Uzdevumi</w:t>
-            </w:r>
-          </w:p>
-        </w:tc>
-      </w:tr>
-      <w:tr>
-        <w:tc>
-          <w:tcPr/>
-          <w:p>
-            <w:pPr>
-              <w:pStyle w:val="Compact"/>
-            </w:pPr>
-            <w:r>
-              <w:t xml:space="preserve">Iesildīšanās</w:t>
-            </w:r>
-          </w:p>
-        </w:tc>
-        <w:tc>
-          <w:tcPr/>
-          <w:p>
-            <w:pPr>
-              <w:pStyle w:val="Compact"/>
-            </w:pPr>
-            <w:r>
-              <w:t xml:space="preserve">LV.AMO.2015.6.2 (šaha krāsojums un domino), LV.NOL.2015.7.3 (krāsojums palīdz uzbūvēt piemēru)</w:t>
-            </w:r>
-          </w:p>
-        </w:tc>
-      </w:tr>
-      <w:tr>
-        <w:tc>
-          <w:tcPr/>
-          <w:p>
-            <w:pPr>
-              <w:pStyle w:val="Compact"/>
-            </w:pPr>
-            <w:r>
-              <w:t xml:space="preserve">Viennozīmīga metode</w:t>
-            </w:r>
-          </w:p>
-        </w:tc>
-        <w:tc>
-          <w:tcPr/>
-          <w:p>
-            <w:pPr>
-              <w:pStyle w:val="Compact"/>
-            </w:pPr>
-            <w:r>
-              <w:t xml:space="preserve">LV.AMO.2015.7.2 (melno rūtiņu skaita paritāte), LV.AMO.2015.8.2 (tas pats solis lielākā taisnstūrī), LV.AMO.2016.7.5 (varde maina krāsu katrā lēcienā), LV.AMO.2016.8.5 (uzvarošo/zaudējošo rūtiņu krāsojums)</w:t>
-            </w:r>
-          </w:p>
-        </w:tc>
-      </w:tr>
-      <w:tr>
-        <w:tc>
-          <w:tcPr/>
-          <w:p>
-            <w:pPr>
-              <w:pStyle w:val="Compact"/>
-            </w:pPr>
-            <w:r>
-              <w:t xml:space="preserve">Neviennozīmīga metode</w:t>
-            </w:r>
-          </w:p>
-        </w:tc>
-        <w:tc>
-          <w:tcPr/>
-          <w:p>
-            <w:pPr>
-              <w:pStyle w:val="Compact"/>
-            </w:pPr>
-            <w:r>
-              <w:t xml:space="preserve">LV.AMO.2022A.7.3 (novērtējums + konstrukcija), LV.NOL.2013.8.5 (monovariants un piemērs)</w:t>
-            </w:r>
-          </w:p>
-        </w:tc>
-      </w:tr>
-    </w:tbl>
-    <w:bookmarkStart w:id="19" w:name="lv.amo.2015.6.2"/>
-    <w:p>
-      <w:pPr>
-        <w:pStyle w:val="Heading2"/>
-      </w:pPr>
-      <w:r>
-        <w:t xml:space="preserve">LV.AMO.2015.6.2</w:t>
-      </w:r>
-    </w:p>
-    <w:p>
-      <w:pPr>
-        <w:pStyle w:val="FirstParagraph"/>
-      </w:pPr>
-      <w:r>
-        <w:t xml:space="preserve">Vai kvadrātu ar izmēriem</w:t>
-      </w:r>
-      <w:r>
-        <w:t xml:space="preserve"> </w:t>
-      </w:r>
-      <m:oMath>
-        <m:r>
-          <m:t>12</m:t>
-        </m:r>
-        <m:r>
-          <m:rPr>
-            <m:sty m:val="p"/>
-          </m:rPr>
-          <m:t>×</m:t>
-        </m:r>
-        <m:r>
-          <m:t>12</m:t>
-        </m:r>
-      </m:oMath>
-      <w:r>
-        <w:t xml:space="preserve"> </w:t>
-      </w:r>
-      <w:r>
-        <w:t xml:space="preserve">rūtiņas, kuram no diviem pretējiem</w:t>
-      </w:r>
-      <w:r>
-        <w:t xml:space="preserve"> </w:t>
-      </w:r>
-      <w:r>
-        <w:t xml:space="preserve">stūriem izgriezti taisnstūri</w:t>
-      </w:r>
-      <w:r>
-        <w:t xml:space="preserve"> </w:t>
-      </w:r>
-      <m:oMath>
-        <m:r>
-          <m:t>3</m:t>
-        </m:r>
-        <m:r>
-          <m:rPr>
-            <m:sty m:val="p"/>
-          </m:rPr>
-          <m:t>×</m:t>
-        </m:r>
-        <m:r>
-          <m:t>5</m:t>
-        </m:r>
-      </m:oMath>
-      <w:r>
-        <w:t xml:space="preserve"> </w:t>
-      </w:r>
-      <w:r>
-        <w:t xml:space="preserve">rūtiņas, var pārklāt ar</w:t>
-      </w:r>
-      <w:r>
-        <w:t xml:space="preserve"> </w:t>
-      </w:r>
-      <m:oMath>
-        <m:r>
-          <m:t>57</m:t>
-        </m:r>
-      </m:oMath>
-      <w:r>
-        <w:t xml:space="preserve"> </w:t>
-      </w:r>
-      <w:r>
-        <w:t xml:space="preserve">taisnstūriem, kuru izmēri ir</w:t>
-      </w:r>
-      <w:r>
-        <w:t xml:space="preserve"> </w:t>
-      </w:r>
-      <m:oMath>
-        <m:r>
-          <m:t>1</m:t>
-        </m:r>
-        <m:r>
-          <m:rPr>
-            <m:sty m:val="p"/>
-          </m:rPr>
-          <m:t>×</m:t>
-        </m:r>
-        <m:r>
-          <m:t>2</m:t>
-        </m:r>
-      </m:oMath>
-      <w:r>
-        <w:t xml:space="preserve"> </w:t>
-      </w:r>
-      <w:r>
-        <w:t xml:space="preserve">rūtiņas?</w:t>
-      </w:r>
-    </w:p>
-    <w:p>
-      <w:pPr>
-        <w:pStyle w:val="BodyText"/>
-      </w:pPr>
-      <w:r>
-        <w:t xml:space="preserve">(</w:t>
-      </w:r>
-      <w:r>
-        <w:rPr>
-          <w:i/>
-          <w:iCs/>
-        </w:rPr>
-        <w:t xml:space="preserve">Izpēte</w:t>
-      </w:r>
-      <w:r>
-        <w:t xml:space="preserve">): Cik melnas un cik baltas rūtiņas noklāj</w:t>
+        <w:t xml:space="preserve">: Cik melnas un cik baltas rūtiņas noklāj</w:t>
       </w:r>
       <w:r>
         <w:t xml:space="preserve"> </w:t>
@@ -2374,26 +1489,11 @@
         <w:t xml:space="preserve"> </w:t>
       </w:r>
       <w:r>
-        <w:t xml:space="preserve">taisnstūrī? Pārbaudi abus</w:t>
-      </w:r>
-      <w:r>
-        <w:t xml:space="preserve"> </w:t>
-      </w:r>
-      <w:r>
-        <w:t xml:space="preserve">izgriešanas variantus (abi vienādi pagriezti / dažādi pagriezti).</w:t>
-      </w:r>
-      <w:r>
-        <w:t xml:space="preserve"> </w:t>
-      </w:r>
-      <w:r>
-        <w:rPr>
-          <w:rStyle w:val="VerbatimChar"/>
-        </w:rPr>
-        <w:t xml:space="preserve">#AuxiliaryColoring</w:t>
-      </w:r>
-    </w:p>
-    <w:bookmarkEnd w:id="19"/>
-    <w:bookmarkStart w:id="20" w:name="lv.nol.2015.7.3"/>
+        <w:t xml:space="preserve">taisnstūrī?</w:t>
+      </w:r>
+    </w:p>
+    <w:bookmarkEnd w:id="17"/>
+    <w:bookmarkStart w:id="18" w:name="lv.nol.2015.7.3"/>
     <w:p>
       <w:pPr>
         <w:pStyle w:val="Heading2"/>
@@ -2464,11 +1564,12 @@
     </w:p>
     <w:p>
       <w:pPr>
-        <w:pStyle w:val="BodyText"/>
-      </w:pPr>
-      <w:r>
-        <w:t xml:space="preserve">(</w:t>
-      </w:r>
+        <w:pStyle w:val="Compact"/>
+        <w:numPr>
+          <w:ilvl w:val="0"/>
+          <w:numId w:val="1009"/>
+        </w:numPr>
+      </w:pPr>
       <w:r>
         <w:rPr>
           <w:i/>
@@ -2477,7 +1578,7 @@
         <w:t xml:space="preserve">Saprašana</w:t>
       </w:r>
       <w:r>
-        <w:t xml:space="preserve">): Divu naturālu skaitļu summa ir vismaz</w:t>
+        <w:t xml:space="preserve">: Divu naturālu skaitļu summa ir vismaz</w:t>
       </w:r>
       <w:r>
         <w:t xml:space="preserve"> </w:t>
@@ -2496,30 +1597,15 @@
       <w:r>
         <w:t xml:space="preserve">pirmskaitlis šeit ir nepāra. Ko tas nosaka par blakus rūtiņu skaitļu paritāti?</w:t>
       </w:r>
-      <w:r>
-        <w:t xml:space="preserve"> </w:t>
-      </w:r>
-      <w:r>
-        <w:t xml:space="preserve">Krāso tabulu kā šaha galdiņu — pāra un nepāra skaitļi var stāvēt tikai tā.</w:t>
-      </w:r>
-      <w:r>
-        <w:t xml:space="preserve"> </w:t>
-      </w:r>
-      <w:r>
-        <w:rPr>
-          <w:rStyle w:val="VerbatimChar"/>
-        </w:rPr>
-        <w:t xml:space="preserve">#AuxiliaryColoring</w:t>
-      </w:r>
-    </w:p>
-    <w:bookmarkEnd w:id="20"/>
-    <w:bookmarkStart w:id="24" w:name="lv.amo.2015.7.2"/>
+    </w:p>
+    <w:bookmarkEnd w:id="18"/>
+    <w:bookmarkStart w:id="22" w:name="lv.amo.2015.8.2"/>
     <w:p>
       <w:pPr>
         <w:pStyle w:val="Heading2"/>
       </w:pPr>
       <w:r>
-        <w:t xml:space="preserve">LV.AMO.2015.7.2</w:t>
+        <w:t xml:space="preserve">LV.AMO.2015.8.2</w:t>
       </w:r>
     </w:p>
     <w:p>
@@ -2534,7 +1620,7 @@
       </w:r>
       <m:oMath>
         <m:r>
-          <m:t>7</m:t>
+          <m:t>10</m:t>
         </m:r>
         <m:r>
           <m:rPr>
@@ -2543,14 +1629,14 @@
           <m:t>×</m:t>
         </m:r>
         <m:r>
-          <m:t>6</m:t>
-        </m:r>
-      </m:oMath>
-      <w:r>
-        <w:t xml:space="preserve"> </w:t>
-      </w:r>
-      <w:r>
-        <w:t xml:space="preserve">rūtiņas var pārklāt ar 4.att.</w:t>
+          <m:t>9</m:t>
+        </m:r>
+      </m:oMath>
+      <w:r>
+        <w:t xml:space="preserve"> </w:t>
+      </w:r>
+      <w:r>
+        <w:t xml:space="preserve">rūtiņas var pārklāt ar 5.att.</w:t>
       </w:r>
       <w:r>
         <w:t xml:space="preserve"> </w:t>
@@ -2578,204 +1664,20 @@
       <w:r>
         <w:drawing>
           <wp:inline>
-            <wp:extent cx="3390900" cy="1066800"/>
+            <wp:extent cx="2365930" cy="709779"/>
             <wp:effectExtent b="0" l="0" r="0" t="0"/>
-            <wp:docPr descr="" title="" id="22" name="Picture"/>
+            <wp:docPr descr="" title="" id="20" name="Picture"/>
             <a:graphic>
               <a:graphicData uri="http://schemas.openxmlformats.org/drawingml/2006/picture">
                 <pic:pic>
                   <pic:nvPicPr>
-                    <pic:cNvPr descr="LV.AMO.2015.7.2.png" id="23" name="Picture"/>
+                    <pic:cNvPr descr="LV.AMO.2015.8.2.png" id="21" name="Picture"/>
                     <pic:cNvPicPr>
                       <a:picLocks noChangeArrowheads="1" noChangeAspect="1"/>
                     </pic:cNvPicPr>
                   </pic:nvPicPr>
                   <pic:blipFill>
-                    <a:blip r:embed="rId21"/>
-                    <a:stretch>
-                      <a:fillRect/>
-                    </a:stretch>
-                  </pic:blipFill>
-                  <pic:spPr bwMode="auto">
-                    <a:xfrm>
-                      <a:off x="0" y="0"/>
-                      <a:ext cx="3390900" cy="1066800"/>
-                    </a:xfrm>
-                    <a:prstGeom prst="rect">
-                      <a:avLst/>
-                    </a:prstGeom>
-                    <a:noFill/>
-                    <a:ln w="9525">
-                      <a:noFill/>
-                      <a:headEnd/>
-                      <a:tailEnd/>
-                    </a:ln>
-                  </pic:spPr>
-                </pic:pic>
-              </a:graphicData>
-            </a:graphic>
-          </wp:inline>
-        </w:drawing>
-      </w:r>
-    </w:p>
-    <w:p>
-      <w:pPr>
-        <w:pStyle w:val="BodyText"/>
-      </w:pPr>
-      <w:r>
-        <w:t xml:space="preserve">(</w:t>
-      </w:r>
-      <w:r>
-        <w:rPr>
-          <w:i/>
-          <w:iCs/>
-        </w:rPr>
-        <w:t xml:space="preserve">Izpēte</w:t>
-      </w:r>
-      <w:r>
-        <w:t xml:space="preserve">): Cik melnas rūtiņas ir šaha veidā nokrāsotā</w:t>
-      </w:r>
-      <w:r>
-        <w:t xml:space="preserve"> </w:t>
-      </w:r>
-      <m:oMath>
-        <m:r>
-          <m:t>7</m:t>
-        </m:r>
-        <m:r>
-          <m:rPr>
-            <m:sty m:val="p"/>
-          </m:rPr>
-          <m:t>×</m:t>
-        </m:r>
-        <m:r>
-          <m:t>6</m:t>
-        </m:r>
-      </m:oMath>
-      <w:r>
-        <w:t xml:space="preserve"> </w:t>
-      </w:r>
-      <w:r>
-        <w:t xml:space="preserve">taisnstūrī?</w:t>
-      </w:r>
-      <w:r>
-        <w:t xml:space="preserve"> </w:t>
-      </w:r>
-      <w:r>
-        <w:t xml:space="preserve">Cik melnas rūtiņas noklāj katra no trim figūrām — pārbaudi</w:t>
-      </w:r>
-      <w:r>
-        <w:t xml:space="preserve"> </w:t>
-      </w:r>
-      <w:r>
-        <w:rPr>
-          <w:b/>
-          <w:bCs/>
-        </w:rPr>
-        <w:t xml:space="preserve">visus</w:t>
-      </w:r>
-      <w:r>
-        <w:t xml:space="preserve"> </w:t>
-      </w:r>
-      <w:r>
-        <w:t xml:space="preserve">to</w:t>
-      </w:r>
-      <w:r>
-        <w:t xml:space="preserve"> </w:t>
-      </w:r>
-      <w:r>
-        <w:t xml:space="preserve">pagriezienus.</w:t>
-      </w:r>
-      <w:r>
-        <w:t xml:space="preserve"> </w:t>
-      </w:r>
-      <w:r>
-        <w:rPr>
-          <w:rStyle w:val="VerbatimChar"/>
-        </w:rPr>
-        <w:t xml:space="preserve">#AuxiliaryColoring</w:t>
-      </w:r>
-    </w:p>
-    <w:bookmarkEnd w:id="24"/>
-    <w:bookmarkStart w:id="28" w:name="lv.amo.2015.8.2"/>
-    <w:p>
-      <w:pPr>
-        <w:pStyle w:val="Heading2"/>
-      </w:pPr>
-      <w:r>
-        <w:t xml:space="preserve">LV.AMO.2015.8.2</w:t>
-      </w:r>
-    </w:p>
-    <w:p>
-      <w:pPr>
-        <w:pStyle w:val="FirstParagraph"/>
-      </w:pPr>
-      <w:r>
-        <w:t xml:space="preserve">Vai taisnstūri ar izmēriem</w:t>
-      </w:r>
-      <w:r>
-        <w:t xml:space="preserve"> </w:t>
-      </w:r>
-      <m:oMath>
-        <m:r>
-          <m:t>10</m:t>
-        </m:r>
-        <m:r>
-          <m:rPr>
-            <m:sty m:val="p"/>
-          </m:rPr>
-          <m:t>×</m:t>
-        </m:r>
-        <m:r>
-          <m:t>9</m:t>
-        </m:r>
-      </m:oMath>
-      <w:r>
-        <w:t xml:space="preserve"> </w:t>
-      </w:r>
-      <w:r>
-        <w:t xml:space="preserve">rūtiņas var pārklāt ar 5.att.</w:t>
-      </w:r>
-      <w:r>
-        <w:t xml:space="preserve"> </w:t>
-      </w:r>
-      <w:r>
-        <w:t xml:space="preserve">redzamajām figūrām? Taisnstūrim jābūt pilnībā pārklātam. Figūras nedrīkst iziet</w:t>
-      </w:r>
-      <w:r>
-        <w:t xml:space="preserve"> </w:t>
-      </w:r>
-      <w:r>
-        <w:t xml:space="preserve">ārpus taisnstūra, figūras nedrīkst pārklāties, tās drīkst būt pagrieztas vai</w:t>
-      </w:r>
-      <w:r>
-        <w:t xml:space="preserve"> </w:t>
-      </w:r>
-      <w:r>
-        <w:t xml:space="preserve">apgrieztas spoguļattēlā.</w:t>
-      </w:r>
-    </w:p>
-    <w:p>
-      <w:pPr>
-        <w:pStyle w:val="BodyText"/>
-      </w:pPr>
-      <w:r>
-        <w:drawing>
-          <wp:inline>
-            <wp:extent cx="2365930" cy="709779"/>
-            <wp:effectExtent b="0" l="0" r="0" t="0"/>
-            <wp:docPr descr="" title="" id="26" name="Picture"/>
-            <a:graphic>
-              <a:graphicData uri="http://schemas.openxmlformats.org/drawingml/2006/picture">
-                <pic:pic>
-                  <pic:nvPicPr>
-                    <pic:cNvPr descr="LV.AMO.2015.8.2.png" id="27" name="Picture"/>
-                    <pic:cNvPicPr>
-                      <a:picLocks noChangeArrowheads="1" noChangeAspect="1"/>
-                    </pic:cNvPicPr>
-                  </pic:nvPicPr>
-                  <pic:blipFill>
-                    <a:blip r:embed="rId25"/>
+                    <a:blip r:embed="rId19"/>
                     <a:stretch>
                       <a:fillRect/>
                     </a:stretch>
@@ -2804,66 +1706,28 @@
     </w:p>
     <w:p>
       <w:pPr>
-        <w:pStyle w:val="BodyText"/>
-      </w:pPr>
-      <w:r>
-        <w:t xml:space="preserve">(</w:t>
-      </w:r>
+        <w:pStyle w:val="Compact"/>
+        <w:numPr>
+          <w:ilvl w:val="0"/>
+          <w:numId w:val="1010"/>
+        </w:numPr>
+      </w:pPr>
       <w:r>
         <w:rPr>
           <w:i/>
           <w:iCs/>
         </w:rPr>
-        <w:t xml:space="preserve">Atskats</w:t>
-      </w:r>
-      <w:r>
-        <w:t xml:space="preserve">): Tas pats spriedums, kas iepriekšējā uzdevumā, tikai ar citiem</w:t>
-      </w:r>
-      <w:r>
-        <w:t xml:space="preserve"> </w:t>
-      </w:r>
-      <w:r>
-        <w:t xml:space="preserve">skaitļiem. Vai tavs pamatojums tiešām aptver visus figūru novietojumus, nevis</w:t>
-      </w:r>
-      <w:r>
-        <w:t xml:space="preserve"> </w:t>
-      </w:r>
-      <w:r>
-        <w:t xml:space="preserve">tikai dažus uzzīmētos? Der arī krāsojums joslās — pamēģini abus.</w:t>
-      </w:r>
-      <w:r>
-        <w:t xml:space="preserve"> </w:t>
-      </w:r>
-      <w:r>
-        <w:rPr>
-          <w:rStyle w:val="VerbatimChar"/>
-        </w:rPr>
-        <w:t xml:space="preserve">#AuxiliaryColoring</w:t>
-      </w:r>
-    </w:p>
-    <w:bookmarkEnd w:id="28"/>
-    <w:bookmarkStart w:id="29" w:name="lv.amo.2016.7.5"/>
-    <w:p>
-      <w:pPr>
-        <w:pStyle w:val="Heading2"/>
-      </w:pPr>
-      <w:r>
-        <w:t xml:space="preserve">LV.AMO.2016.7.5</w:t>
-      </w:r>
-    </w:p>
-    <w:p>
-      <w:pPr>
-        <w:pStyle w:val="FirstParagraph"/>
-      </w:pPr>
-      <w:r>
-        <w:t xml:space="preserve">Kvadrāts sadalīts</w:t>
-      </w:r>
-      <w:r>
-        <w:t xml:space="preserve"> </w:t>
-      </w:r>
-      <m:oMath>
-        <m:r>
-          <m:t>12</m:t>
+        <w:t xml:space="preserve">Izpēte</w:t>
+      </w:r>
+      <w:r>
+        <w:t xml:space="preserve">: Cik melnas rūtiņas ir šaha veidā nokrāsotā</w:t>
+      </w:r>
+      <w:r>
+        <w:t xml:space="preserve"> </w:t>
+      </w:r>
+      <m:oMath>
+        <m:r>
+          <m:t>10</m:t>
         </m:r>
         <m:r>
           <m:rPr>
@@ -2872,8 +1736,55 @@
           <m:t>×</m:t>
         </m:r>
         <m:r>
+          <m:t>9</m:t>
+        </m:r>
+      </m:oMath>
+      <w:r>
+        <w:t xml:space="preserve"> </w:t>
+      </w:r>
+      <w:r>
+        <w:t xml:space="preserve">taisnstūrī?</w:t>
+      </w:r>
+      <w:r>
+        <w:t xml:space="preserve"> </w:t>
+      </w:r>
+      <w:r>
+        <w:t xml:space="preserve">Cik melnas rūtiņas noklāj katra no trim figūrām (jebkurā veidā pagriezta)?</w:t>
+      </w:r>
+    </w:p>
+    <w:bookmarkEnd w:id="22"/>
+    <w:bookmarkStart w:id="23" w:name="lv.amo.2016.7.5"/>
+    <w:p>
+      <w:pPr>
+        <w:pStyle w:val="Heading2"/>
+      </w:pPr>
+      <w:r>
+        <w:t xml:space="preserve">LV.AMO.2016.7.5</w:t>
+      </w:r>
+    </w:p>
+    <w:p>
+      <w:pPr>
+        <w:pStyle w:val="FirstParagraph"/>
+      </w:pPr>
+      <w:r>
+        <w:t xml:space="preserve">Kvadrāts sadalīts</w:t>
+      </w:r>
+      <w:r>
+        <w:t xml:space="preserve"> </w:t>
+      </w:r>
+      <m:oMath>
+        <m:r>
           <m:t>12</m:t>
         </m:r>
+        <m:r>
+          <m:rPr>
+            <m:sty m:val="p"/>
+          </m:rPr>
+          <m:t>×</m:t>
+        </m:r>
+        <m:r>
+          <m:t>12</m:t>
+        </m:r>
       </m:oMath>
       <w:r>
         <w:t xml:space="preserve"> </w:t>
@@ -2942,11 +1853,12 @@
     </w:p>
     <w:p>
       <w:pPr>
-        <w:pStyle w:val="BodyText"/>
-      </w:pPr>
-      <w:r>
-        <w:t xml:space="preserve">(</w:t>
-      </w:r>
+        <w:pStyle w:val="Compact"/>
+        <w:numPr>
+          <w:ilvl w:val="0"/>
+          <w:numId w:val="1011"/>
+        </w:numPr>
+      </w:pPr>
       <w:r>
         <w:rPr>
           <w:i/>
@@ -2955,7 +1867,7 @@
         <w:t xml:space="preserve">Pārformulēšana</w:t>
       </w:r>
       <w:r>
-        <w:t xml:space="preserve">): Krāsa mainās katrā lēcienā, tātad apmeklētās rūtiņas iet</w:t>
+        <w:t xml:space="preserve">: Krāsa mainās katrā lēcienā, tātad apmeklētās rūtiņas iet</w:t>
       </w:r>
       <w:r>
         <w:t xml:space="preserve"> </w:t>
@@ -2977,13 +1889,13 @@
         <w:t xml:space="preserve"> </w:t>
       </w:r>
       <w:r>
-        <w:t xml:space="preserve">rūtiņu varde ir apmeklējusi vismaz? Cik</w:t>
-      </w:r>
-      <w:r>
-        <w:t xml:space="preserve"> </w:t>
-      </w:r>
-      <w:r>
-        <w:t xml:space="preserve">baltu rūtiņu ir pavisam un cik tad var palikt neapmeklētas?</w:t>
+        <w:t xml:space="preserve">rūtiņu varde ir noteikti apmeklējusi? Cik</w:t>
+      </w:r>
+      <w:r>
+        <w:t xml:space="preserve"> </w:t>
+      </w:r>
+      <w:r>
+        <w:t xml:space="preserve">baltu rūtiņu var palikt neapmeklētas?</w:t>
       </w:r>
       <w:r>
         <w:t xml:space="preserve"> </w:t>
@@ -2995,8 +1907,8 @@
         <w:t xml:space="preserve">#AuxiliaryColoring</w:t>
       </w:r>
     </w:p>
-    <w:bookmarkEnd w:id="29"/>
-    <w:bookmarkStart w:id="33" w:name="lv.amo.2016.8.5"/>
+    <w:bookmarkEnd w:id="23"/>
+    <w:bookmarkStart w:id="27" w:name="lv.amo.2016.8.5"/>
     <w:p>
       <w:pPr>
         <w:pStyle w:val="Heading2"/>
@@ -3141,18 +2053,18 @@
           <wp:inline>
             <wp:extent cx="696990" cy="831272"/>
             <wp:effectExtent b="0" l="0" r="0" t="0"/>
-            <wp:docPr descr="" title="" id="31" name="Picture"/>
+            <wp:docPr descr="" title="" id="25" name="Picture"/>
             <a:graphic>
               <a:graphicData uri="http://schemas.openxmlformats.org/drawingml/2006/picture">
                 <pic:pic>
                   <pic:nvPicPr>
-                    <pic:cNvPr descr="LV.AMO.2016.8.5.png" id="32" name="Picture"/>
+                    <pic:cNvPr descr="LV.AMO.2016.8.5.png" id="26" name="Picture"/>
                     <pic:cNvPicPr>
                       <a:picLocks noChangeArrowheads="1" noChangeAspect="1"/>
                     </pic:cNvPicPr>
                   </pic:nvPicPr>
                   <pic:blipFill>
-                    <a:blip r:embed="rId30"/>
+                    <a:blip r:embed="rId24"/>
                     <a:stretch>
                       <a:fillRect/>
                     </a:stretch>
@@ -3181,11 +2093,12 @@
     </w:p>
     <w:p>
       <w:pPr>
-        <w:pStyle w:val="BodyText"/>
-      </w:pPr>
-      <w:r>
-        <w:t xml:space="preserve">(</w:t>
-      </w:r>
+        <w:pStyle w:val="Compact"/>
+        <w:numPr>
+          <w:ilvl w:val="0"/>
+          <w:numId w:val="1012"/>
+        </w:numPr>
+      </w:pPr>
       <w:r>
         <w:rPr>
           <w:i/>
@@ -3194,7 +2107,7 @@
         <w:t xml:space="preserve">Izpēte</w:t>
       </w:r>
       <w:r>
-        <w:t xml:space="preserve">): Analizē spēli</w:t>
+        <w:t xml:space="preserve">: Analizē spēli</w:t>
       </w:r>
       <w:r>
         <w:t xml:space="preserve"> </w:t>
@@ -3219,35 +2132,28 @@
         <w:t xml:space="preserve"> </w:t>
       </w:r>
       <w:r>
-        <w:t xml:space="preserve">laukumu ar burtiem</w:t>
-      </w:r>
-      <w:r>
-        <w:t xml:space="preserve"> </w:t>
-      </w:r>
-      <m:oMath>
-        <m:r>
-          <m:t>U</m:t>
-        </m:r>
-      </m:oMath>
-      <w:r>
-        <w:t xml:space="preserve"> </w:t>
-      </w:r>
-      <w:r>
-        <w:t xml:space="preserve">un</w:t>
-      </w:r>
-      <w:r>
-        <w:t xml:space="preserve"> </w:t>
-      </w:r>
-      <m:oMath>
-        <m:r>
-          <m:t>Z</m:t>
-        </m:r>
-      </m:oMath>
-      <w:r>
-        <w:t xml:space="preserve"> </w:t>
-      </w:r>
-      <w:r>
-        <w:t xml:space="preserve">— iegūtais krāsojums arī ir invariants.</w:t>
+        <w:t xml:space="preserve">laukumu - atzīmējot ar</w:t>
+      </w:r>
+      <w:r>
+        <w:t xml:space="preserve"> </w:t>
+      </w:r>
+      <w:r>
+        <w:t xml:space="preserve">“U”</w:t>
+      </w:r>
+      <w:r>
+        <w:t xml:space="preserve"> </w:t>
+      </w:r>
+      <w:r>
+        <w:t xml:space="preserve">vai</w:t>
+      </w:r>
+      <w:r>
+        <w:t xml:space="preserve"> </w:t>
+      </w:r>
+      <w:r>
+        <w:t xml:space="preserve">“Z”</w:t>
+      </w:r>
+      <w:r>
+        <w:t xml:space="preserve">.</w:t>
       </w:r>
       <w:r>
         <w:t xml:space="preserve"> </w:t>
@@ -3259,483 +2165,8 @@
         <w:t xml:space="preserve">#AuxiliaryColoring</w:t>
       </w:r>
     </w:p>
-    <w:bookmarkEnd w:id="33"/>
-    <w:bookmarkStart w:id="37" w:name="lv.amo.2022a.7.3"/>
-    <w:p>
-      <w:pPr>
-        <w:pStyle w:val="Heading2"/>
-      </w:pPr>
-      <w:r>
-        <w:t xml:space="preserve">LV.AMO.2022A.7.3</w:t>
-      </w:r>
-    </w:p>
-    <w:p>
-      <w:pPr>
-        <w:pStyle w:val="FirstParagraph"/>
-      </w:pPr>
-      <w:r>
-        <w:t xml:space="preserve">Vai taisnstūri ar izmēriem</w:t>
-      </w:r>
-      <w:r>
-        <w:t xml:space="preserve"> </w:t>
-      </w:r>
-      <m:oMath>
-        <m:r>
-          <m:t>3</m:t>
-        </m:r>
-        <m:r>
-          <m:rPr>
-            <m:sty m:val="p"/>
-          </m:rPr>
-          <m:t>×</m:t>
-        </m:r>
-        <m:r>
-          <m:t>3370</m:t>
-        </m:r>
-      </m:oMath>
-      <w:r>
-        <w:t xml:space="preserve"> </w:t>
-      </w:r>
-      <w:r>
-        <w:t xml:space="preserve">rūtiņas var noklāt ar 8.att.</w:t>
-      </w:r>
-      <w:r>
-        <w:t xml:space="preserve"> </w:t>
-      </w:r>
-      <w:r>
-        <w:t xml:space="preserve">redzamām figūrām tā, lai paliktu tieši</w:t>
-      </w:r>
-      <w:r>
-        <w:t xml:space="preserve"> </w:t>
-      </w:r>
-      <m:oMath>
-        <m:r>
-          <m:t>2022</m:t>
-        </m:r>
-      </m:oMath>
-      <w:r>
-        <w:t xml:space="preserve"> </w:t>
-      </w:r>
-      <w:r>
-        <w:t xml:space="preserve">nenoklātas rūtiņas? Dotās figūras</w:t>
-      </w:r>
-      <w:r>
-        <w:t xml:space="preserve"> </w:t>
-      </w:r>
-      <w:r>
-        <w:t xml:space="preserve">malām jāiet pa rūtiņu līnijām, tā var būt pagriezta vai apgriezta spoguļattēlā,</w:t>
-      </w:r>
-      <w:r>
-        <w:t xml:space="preserve"> </w:t>
-      </w:r>
-      <w:r>
-        <w:t xml:space="preserve">figūras nedrīkst pārklāties vai iziet ārpus taisnstūra.</w:t>
-      </w:r>
-    </w:p>
-    <w:p>
-      <w:pPr>
-        <w:pStyle w:val="BodyText"/>
-      </w:pPr>
-      <w:r>
-        <w:drawing>
-          <wp:inline>
-            <wp:extent cx="899031" cy="783771"/>
-            <wp:effectExtent b="0" l="0" r="0" t="0"/>
-            <wp:docPr descr="" title="" id="35" name="Picture"/>
-            <a:graphic>
-              <a:graphicData uri="http://schemas.openxmlformats.org/drawingml/2006/picture">
-                <pic:pic>
-                  <pic:nvPicPr>
-                    <pic:cNvPr descr="LV.AMO.2022A.7.3.png" id="36" name="Picture"/>
-                    <pic:cNvPicPr>
-                      <a:picLocks noChangeArrowheads="1" noChangeAspect="1"/>
-                    </pic:cNvPicPr>
-                  </pic:nvPicPr>
-                  <pic:blipFill>
-                    <a:blip r:embed="rId34"/>
-                    <a:stretch>
-                      <a:fillRect/>
-                    </a:stretch>
-                  </pic:blipFill>
-                  <pic:spPr bwMode="auto">
-                    <a:xfrm>
-                      <a:off x="0" y="0"/>
-                      <a:ext cx="899031" cy="783771"/>
-                    </a:xfrm>
-                    <a:prstGeom prst="rect">
-                      <a:avLst/>
-                    </a:prstGeom>
-                    <a:noFill/>
-                    <a:ln w="9525">
-                      <a:noFill/>
-                      <a:headEnd/>
-                      <a:tailEnd/>
-                    </a:ln>
-                  </pic:spPr>
-                </pic:pic>
-              </a:graphicData>
-            </a:graphic>
-          </wp:inline>
-        </w:drawing>
-      </w:r>
-    </w:p>
-    <w:p>
-      <w:pPr>
-        <w:pStyle w:val="BodyText"/>
-      </w:pPr>
-      <w:r>
-        <w:t xml:space="preserve">(</w:t>
-      </w:r>
-      <w:r>
-        <w:rPr>
-          <w:i/>
-          <w:iCs/>
-        </w:rPr>
-        <w:t xml:space="preserve">Saprašana</w:t>
-      </w:r>
-      <w:r>
-        <w:t xml:space="preserve">): Šeit atbilde ir</w:t>
-      </w:r>
-      <w:r>
-        <w:t xml:space="preserve"> </w:t>
-      </w:r>
-      <w:r>
-        <w:t xml:space="preserve">“jā”</w:t>
-      </w:r>
-      <w:r>
-        <w:t xml:space="preserve">, tāpēc invariants viens pats nepietiek —</w:t>
-      </w:r>
-      <w:r>
-        <w:t xml:space="preserve"> </w:t>
-      </w:r>
-      <w:r>
-        <w:t xml:space="preserve">vajag</w:t>
-      </w:r>
-      <w:r>
-        <w:t xml:space="preserve"> </w:t>
-      </w:r>
-      <w:r>
-        <w:rPr>
-          <w:b/>
-          <w:bCs/>
-        </w:rPr>
-        <w:t xml:space="preserve">konstrukciju</w:t>
-      </w:r>
-      <w:r>
-        <w:t xml:space="preserve">. Sadali garo taisnstūri vienādos gabalos</w:t>
-      </w:r>
-      <w:r>
-        <w:t xml:space="preserve"> </w:t>
-      </w:r>
-      <m:oMath>
-        <m:r>
-          <m:t>3</m:t>
-        </m:r>
-        <m:r>
-          <m:rPr>
-            <m:sty m:val="p"/>
-          </m:rPr>
-          <m:t>×</m:t>
-        </m:r>
-        <m:r>
-          <m:t>5</m:t>
-        </m:r>
-      </m:oMath>
-      <w:r>
-        <w:t xml:space="preserve"> </w:t>
-      </w:r>
-      <w:r>
-        <w:t xml:space="preserve">un</w:t>
-      </w:r>
-      <w:r>
-        <w:t xml:space="preserve"> </w:t>
-      </w:r>
-      <w:r>
-        <w:t xml:space="preserve">saskaiti, cik rūtiņu paliek nenoklātas vienā tādā gabalā. Cik gabalu sanāk?</w:t>
-      </w:r>
-      <w:r>
-        <w:t xml:space="preserve"> </w:t>
-      </w:r>
-      <w:r>
-        <w:rPr>
-          <w:rStyle w:val="VerbatimChar"/>
-        </w:rPr>
-        <w:t xml:space="preserve">#ExampleAndBound</w:t>
-      </w:r>
-    </w:p>
-    <w:bookmarkEnd w:id="37"/>
-    <w:bookmarkStart w:id="38" w:name="lv.nol.2013.8.5"/>
-    <w:p>
-      <w:pPr>
-        <w:pStyle w:val="Heading2"/>
-      </w:pPr>
-      <w:r>
-        <w:t xml:space="preserve">LV.NOL.2013.8.5</w:t>
-      </w:r>
-    </w:p>
-    <w:p>
-      <w:pPr>
-        <w:pStyle w:val="FirstParagraph"/>
-      </w:pPr>
-      <w:r>
-        <w:t xml:space="preserve">Rindā kaut kādā secībā stāv</w:t>
-      </w:r>
-      <w:r>
-        <w:t xml:space="preserve"> </w:t>
-      </w:r>
-      <m:oMath>
-        <m:r>
-          <m:t>10</m:t>
-        </m:r>
-      </m:oMath>
-      <w:r>
-        <w:t xml:space="preserve"> </w:t>
-      </w:r>
-      <w:r>
-        <w:t xml:space="preserve">zēni un</w:t>
-      </w:r>
-      <w:r>
-        <w:t xml:space="preserve"> </w:t>
-      </w:r>
-      <m:oMath>
-        <m:r>
-          <m:t>10</m:t>
-        </m:r>
-      </m:oMath>
-      <w:r>
-        <w:t xml:space="preserve"> </w:t>
-      </w:r>
-      <w:r>
-        <w:t xml:space="preserve">meitenes. Divus bērnus var mainīt</w:t>
-      </w:r>
-      <w:r>
-        <w:t xml:space="preserve"> </w:t>
-      </w:r>
-      <w:r>
-        <w:t xml:space="preserve">vietām, ja starp tiem stāv ne vairāk kā</w:t>
-      </w:r>
-      <w:r>
-        <w:t xml:space="preserve"> </w:t>
-      </w:r>
-      <m:oMath>
-        <m:r>
-          <m:t>9</m:t>
-        </m:r>
-      </m:oMath>
-      <w:r>
-        <w:t xml:space="preserve"> </w:t>
-      </w:r>
-      <w:r>
-        <w:t xml:space="preserve">citi bērni.</w:t>
-      </w:r>
-    </w:p>
-    <w:p>
-      <w:pPr>
-        <w:pStyle w:val="BodyText"/>
-      </w:pPr>
-      <w:r>
-        <w:rPr>
-          <w:b/>
-          <w:bCs/>
-        </w:rPr>
-        <w:t xml:space="preserve">(A)</w:t>
-      </w:r>
-      <w:r>
-        <w:t xml:space="preserve"> </w:t>
-      </w:r>
-      <w:r>
-        <w:t xml:space="preserve">Pierādi, ka ar</w:t>
-      </w:r>
-      <w:r>
-        <w:t xml:space="preserve"> </w:t>
-      </w:r>
-      <m:oMath>
-        <m:r>
-          <m:t>10</m:t>
-        </m:r>
-      </m:oMath>
-      <w:r>
-        <w:t xml:space="preserve"> </w:t>
-      </w:r>
-      <w:r>
-        <w:t xml:space="preserve">maiņām noteikti pietiek, lai panāktu, ka vispirms</w:t>
-      </w:r>
-      <w:r>
-        <w:t xml:space="preserve"> </w:t>
-      </w:r>
-      <w:r>
-        <w:t xml:space="preserve">stāv</w:t>
-      </w:r>
-      <w:r>
-        <w:t xml:space="preserve"> </w:t>
-      </w:r>
-      <m:oMath>
-        <m:r>
-          <m:t>10</m:t>
-        </m:r>
-      </m:oMath>
-      <w:r>
-        <w:t xml:space="preserve"> </w:t>
-      </w:r>
-      <w:r>
-        <w:t xml:space="preserve">zēni un pēc tam</w:t>
-      </w:r>
-      <w:r>
-        <w:t xml:space="preserve"> </w:t>
-      </w:r>
-      <m:oMath>
-        <m:r>
-          <m:t>10</m:t>
-        </m:r>
-      </m:oMath>
-      <w:r>
-        <w:t xml:space="preserve"> </w:t>
-      </w:r>
-      <w:r>
-        <w:t xml:space="preserve">meitenes.</w:t>
-      </w:r>
-      <w:r>
-        <w:t xml:space="preserve"> </w:t>
-      </w:r>
-      <w:r>
-        <w:rPr>
-          <w:b/>
-          <w:bCs/>
-        </w:rPr>
-        <w:t xml:space="preserve">(B)</w:t>
-      </w:r>
-      <w:r>
-        <w:t xml:space="preserve"> </w:t>
-      </w:r>
-      <w:r>
-        <w:t xml:space="preserve">Pierādi, ka sākuma situācija var būt tāda, ka ar</w:t>
-      </w:r>
-      <w:r>
-        <w:t xml:space="preserve"> </w:t>
-      </w:r>
-      <m:oMath>
-        <m:r>
-          <m:t>9</m:t>
-        </m:r>
-      </m:oMath>
-      <w:r>
-        <w:t xml:space="preserve"> </w:t>
-      </w:r>
-      <w:r>
-        <w:t xml:space="preserve">maiņām nevar</w:t>
-      </w:r>
-      <w:r>
-        <w:t xml:space="preserve"> </w:t>
-      </w:r>
-      <w:r>
-        <w:t xml:space="preserve">panākt, ka vispirms stāv</w:t>
-      </w:r>
-      <w:r>
-        <w:t xml:space="preserve"> </w:t>
-      </w:r>
-      <m:oMath>
-        <m:r>
-          <m:t>10</m:t>
-        </m:r>
-      </m:oMath>
-      <w:r>
-        <w:t xml:space="preserve"> </w:t>
-      </w:r>
-      <w:r>
-        <w:t xml:space="preserve">zēni un pēc tam</w:t>
-      </w:r>
-      <w:r>
-        <w:t xml:space="preserve"> </w:t>
-      </w:r>
-      <m:oMath>
-        <m:r>
-          <m:t>10</m:t>
-        </m:r>
-      </m:oMath>
-      <w:r>
-        <w:t xml:space="preserve"> </w:t>
-      </w:r>
-      <w:r>
-        <w:t xml:space="preserve">meitenes.</w:t>
-      </w:r>
-    </w:p>
-    <w:p>
-      <w:pPr>
-        <w:pStyle w:val="BodyText"/>
-      </w:pPr>
-      <w:r>
-        <w:t xml:space="preserve">(</w:t>
-      </w:r>
-      <w:r>
-        <w:rPr>
-          <w:i/>
-          <w:iCs/>
-        </w:rPr>
-        <w:t xml:space="preserve">Izpēte</w:t>
-      </w:r>
-      <w:r>
-        <w:t xml:space="preserve">): (A) Kārto pozīcijas pēc kārtas: ja</w:t>
-      </w:r>
-      <w:r>
-        <w:t xml:space="preserve"> </w:t>
-      </w:r>
-      <m:oMath>
-        <m:r>
-          <m:t>1</m:t>
-        </m:r>
-        <m:r>
-          <m:rPr>
-            <m:sty m:val="p"/>
-          </m:rPr>
-          <m:t>.</m:t>
-        </m:r>
-      </m:oMath>
-      <w:r>
-        <w:t xml:space="preserve"> </w:t>
-      </w:r>
-      <w:r>
-        <w:t xml:space="preserve">vietā ir meitene, kur</w:t>
-      </w:r>
-      <w:r>
-        <w:t xml:space="preserve"> </w:t>
-      </w:r>
-      <w:r>
-        <w:t xml:space="preserve">noteikti atrodas kāds zēns, ar ko to samainīt? (B) Izvēlies vissliktāko sākuma</w:t>
-      </w:r>
-      <w:r>
-        <w:t xml:space="preserve"> </w:t>
-      </w:r>
-      <w:r>
-        <w:t xml:space="preserve">izkārtojumu. Cik zēnu vietu</w:t>
-      </w:r>
-      <w:r>
-        <w:t xml:space="preserve"> </w:t>
-      </w:r>
-      <w:r>
-        <w:rPr>
-          <w:b/>
-          <w:bCs/>
-        </w:rPr>
-        <w:t xml:space="preserve">vienā</w:t>
-      </w:r>
-      <w:r>
-        <w:t xml:space="preserve"> </w:t>
-      </w:r>
-      <w:r>
-        <w:t xml:space="preserve">maiņā var izmainīt?</w:t>
-      </w:r>
-      <w:r>
-        <w:t xml:space="preserve"> </w:t>
-      </w:r>
-      <w:r>
-        <w:rPr>
-          <w:rStyle w:val="VerbatimChar"/>
-        </w:rPr>
-        <w:t xml:space="preserve">#ExampleAndBound</w:t>
-      </w:r>
-    </w:p>
-    <w:bookmarkEnd w:id="38"/>
-    <w:bookmarkEnd w:id="39"/>
+    <w:bookmarkEnd w:id="27"/>
+    <w:bookmarkEnd w:id="28"/>
     <w:sectPr>
       <w:headerReference w:type="default" r:id="rId9"/>
       <w:footerReference w:type="default" r:id="rId10"/>
@@ -3995,6 +2426,39 @@
     <w:abstractNumId w:val="990"/>
   </w:num>
   <w:num w:numId="1001">
+    <w:abstractNumId w:val="991"/>
+  </w:num>
+  <w:num w:numId="1002">
+    <w:abstractNumId w:val="991"/>
+  </w:num>
+  <w:num w:numId="1003">
+    <w:abstractNumId w:val="991"/>
+  </w:num>
+  <w:num w:numId="1004">
+    <w:abstractNumId w:val="991"/>
+  </w:num>
+  <w:num w:numId="1005">
+    <w:abstractNumId w:val="991"/>
+  </w:num>
+  <w:num w:numId="1006">
+    <w:abstractNumId w:val="991"/>
+  </w:num>
+  <w:num w:numId="1007">
+    <w:abstractNumId w:val="991"/>
+  </w:num>
+  <w:num w:numId="1008">
+    <w:abstractNumId w:val="991"/>
+  </w:num>
+  <w:num w:numId="1009">
+    <w:abstractNumId w:val="991"/>
+  </w:num>
+  <w:num w:numId="1010">
+    <w:abstractNumId w:val="991"/>
+  </w:num>
+  <w:num w:numId="1011">
+    <w:abstractNumId w:val="991"/>
+  </w:num>
+  <w:num w:numId="1012">
     <w:abstractNumId w:val="991"/>
   </w:num>
 </w:numbering>
